--- a/review/word/Yasir_CA2_Report_REDLINE.docx
+++ b/review/word/Yasir_CA2_Report_REDLINE.docx
@@ -708,10 +708,17 @@
       </w:tblGrid>
       <w:tr>
         <w:trPr>
+          <w:cantSplit/>
           <w:tblHeader w:val="on"/>
         </w:trPr>
         <w:tc>
-          <w:tcPr/>
+          <w:tcPr>
+            <w:tcBorders>
+              <w:bottom w:val="single" w:sz="8" w:space="0" w:color="000000"/>
+            </w:tcBorders>
+            <w:shd w:val="clear" w:color="auto" w:fill="E7E6E6"/>
+            <w:vAlign w:val="center"/>
+          </w:tcPr>
           <w:p>
             <w:pPr>
               <w:pStyle w:val="Compact"/>
@@ -727,7 +734,13 @@
           </w:p>
         </w:tc>
         <w:tc>
-          <w:tcPr/>
+          <w:tcPr>
+            <w:tcBorders>
+              <w:bottom w:val="single" w:sz="8" w:space="0" w:color="000000"/>
+            </w:tcBorders>
+            <w:shd w:val="clear" w:color="auto" w:fill="E7E6E6"/>
+            <w:vAlign w:val="center"/>
+          </w:tcPr>
           <w:p>
             <w:pPr>
               <w:pStyle w:val="Compact"/>
@@ -743,7 +756,13 @@
           </w:p>
         </w:tc>
         <w:tc>
-          <w:tcPr/>
+          <w:tcPr>
+            <w:tcBorders>
+              <w:bottom w:val="single" w:sz="8" w:space="0" w:color="000000"/>
+            </w:tcBorders>
+            <w:shd w:val="clear" w:color="auto" w:fill="E7E6E6"/>
+            <w:vAlign w:val="center"/>
+          </w:tcPr>
           <w:p>
             <w:pPr>
               <w:pStyle w:val="Compact"/>
@@ -760,6 +779,9 @@
         </w:tc>
       </w:tr>
       <w:tr>
+        <w:trPr>
+          <w:cantSplit/>
+        </w:trPr>
         <w:tc>
           <w:tcPr/>
           <w:p>
@@ -798,6 +820,9 @@
         </w:tc>
       </w:tr>
       <w:tr>
+        <w:trPr>
+          <w:cantSplit/>
+        </w:trPr>
         <w:tc>
           <w:tcPr/>
           <w:p>
@@ -836,6 +861,9 @@
         </w:tc>
       </w:tr>
       <w:tr>
+        <w:trPr>
+          <w:cantSplit/>
+        </w:trPr>
         <w:tc>
           <w:tcPr/>
           <w:p>
@@ -874,6 +902,9 @@
         </w:tc>
       </w:tr>
       <w:tr>
+        <w:trPr>
+          <w:cantSplit/>
+        </w:trPr>
         <w:tc>
           <w:tcPr/>
           <w:p>
@@ -912,6 +943,9 @@
         </w:tc>
       </w:tr>
       <w:tr>
+        <w:trPr>
+          <w:cantSplit/>
+        </w:trPr>
         <w:tc>
           <w:tcPr/>
           <w:p>
@@ -950,6 +984,9 @@
         </w:tc>
       </w:tr>
       <w:tr>
+        <w:trPr>
+          <w:cantSplit/>
+        </w:trPr>
         <w:tc>
           <w:tcPr/>
           <w:p>
@@ -1369,14 +1406,14 @@
       <w:r>
         <w:drawing>
           <wp:inline>
-            <wp:extent cx="5465445" cy="3370858"/>
+            <wp:extent cx="5753100" cy="2741910"/>
             <wp:effectExtent b="0" l="0" r="0" t="0"/>
             <wp:docPr descr="Figure 1: SLR Search String Definition" title="" id="17" name="Picture"/>
             <a:graphic>
               <a:graphicData uri="http://schemas.openxmlformats.org/drawingml/2006/picture">
                 <pic:pic>
                   <pic:nvPicPr>
-                    <pic:cNvPr descr="media/fig01.png" id="18" name="Picture"/>
+                    <pic:cNvPr descr="media_bw/fig01.png" id="18" name="Picture"/>
                     <pic:cNvPicPr>
                       <a:picLocks noChangeArrowheads="1" noChangeAspect="1"/>
                     </pic:cNvPicPr>
@@ -1390,7 +1427,7 @@
                   <pic:spPr bwMode="auto">
                     <a:xfrm>
                       <a:off x="0" y="0"/>
-                      <a:ext cx="5465445" cy="3370858"/>
+                      <a:ext cx="5753100" cy="2741910"/>
                     </a:xfrm>
                     <a:prstGeom prst="rect">
                       <a:avLst/>
@@ -1417,6 +1454,17 @@
         <w:t xml:space="preserve">Figure 1: SLR Search String Definition</w:t>
       </w:r>
     </w:p>
+    <w:p>
+      <w:pPr>
+        <w:pStyle w:val="ReviewerNotePara"/>
+      </w:pPr>
+      <w:r>
+        <w:rPr>
+          <w:rStyle w:val="ReviewerNote"/>
+        </w:rPr>
+        <w:t xml:space="preserve">Figure redrawn in black and white for print; steps, labels and connections unchanged.</w:t>
+      </w:r>
+    </w:p>
     <w:bookmarkEnd w:id="19"/>
     <w:bookmarkStart w:id="20" w:name="search-period-and-search-execution"/>
     <w:p>
@@ -1856,14 +1904,14 @@
       <w:r>
         <w:drawing>
           <wp:inline>
-            <wp:extent cx="5465445" cy="2819058"/>
+            <wp:extent cx="5753100" cy="3499976"/>
             <wp:effectExtent b="0" l="0" r="0" t="0"/>
             <wp:docPr descr="Figure 2: PRISMA Study Selection Summary" title="" id="23" name="Picture"/>
             <a:graphic>
               <a:graphicData uri="http://schemas.openxmlformats.org/drawingml/2006/picture">
                 <pic:pic>
                   <pic:nvPicPr>
-                    <pic:cNvPr descr="media/fig02.png" id="24" name="Picture"/>
+                    <pic:cNvPr descr="media_bw/fig02.png" id="24" name="Picture"/>
                     <pic:cNvPicPr>
                       <a:picLocks noChangeArrowheads="1" noChangeAspect="1"/>
                     </pic:cNvPicPr>
@@ -1877,7 +1925,7 @@
                   <pic:spPr bwMode="auto">
                     <a:xfrm>
                       <a:off x="0" y="0"/>
-                      <a:ext cx="5465445" cy="2819058"/>
+                      <a:ext cx="5753100" cy="3499976"/>
                     </a:xfrm>
                     <a:prstGeom prst="rect">
                       <a:avLst/>
@@ -1912,7 +1960,7 @@
         <w:rPr>
           <w:rStyle w:val="ReviewerNote"/>
         </w:rPr>
-        <w:t xml:space="preserve">Also correct the image itself:</w:t>
+        <w:t xml:space="preserve">Figure redrawn in black and white; boxes, counts and wording unchanged, except</w:t>
       </w:r>
       <w:r>
         <w:rPr>
@@ -1960,7 +2008,7 @@
         <w:rPr>
           <w:rStyle w:val="ReviewerNote"/>
         </w:rPr>
-        <w:t xml:space="preserve">in the PRISMA diagram.</w:t>
+        <w:t xml:space="preserve">inside the diagram (Australian spelling).</w:t>
       </w:r>
     </w:p>
     <w:p>
@@ -4167,10 +4215,17 @@
       </w:tblGrid>
       <w:tr>
         <w:trPr>
+          <w:cantSplit/>
           <w:tblHeader w:val="on"/>
         </w:trPr>
         <w:tc>
-          <w:tcPr/>
+          <w:tcPr>
+            <w:tcBorders>
+              <w:bottom w:val="single" w:sz="8" w:space="0" w:color="000000"/>
+            </w:tcBorders>
+            <w:shd w:val="clear" w:color="auto" w:fill="E7E6E6"/>
+            <w:vAlign w:val="center"/>
+          </w:tcPr>
           <w:p>
             <w:pPr>
               <w:pStyle w:val="Compact"/>
@@ -4186,7 +4241,13 @@
           </w:p>
         </w:tc>
         <w:tc>
-          <w:tcPr/>
+          <w:tcPr>
+            <w:tcBorders>
+              <w:bottom w:val="single" w:sz="8" w:space="0" w:color="000000"/>
+            </w:tcBorders>
+            <w:shd w:val="clear" w:color="auto" w:fill="E7E6E6"/>
+            <w:vAlign w:val="center"/>
+          </w:tcPr>
           <w:p>
             <w:pPr>
               <w:pStyle w:val="Compact"/>
@@ -4202,7 +4263,13 @@
           </w:p>
         </w:tc>
         <w:tc>
-          <w:tcPr/>
+          <w:tcPr>
+            <w:tcBorders>
+              <w:bottom w:val="single" w:sz="8" w:space="0" w:color="000000"/>
+            </w:tcBorders>
+            <w:shd w:val="clear" w:color="auto" w:fill="E7E6E6"/>
+            <w:vAlign w:val="center"/>
+          </w:tcPr>
           <w:p>
             <w:pPr>
               <w:pStyle w:val="Compact"/>
@@ -4218,7 +4285,13 @@
           </w:p>
         </w:tc>
         <w:tc>
-          <w:tcPr/>
+          <w:tcPr>
+            <w:tcBorders>
+              <w:bottom w:val="single" w:sz="8" w:space="0" w:color="000000"/>
+            </w:tcBorders>
+            <w:shd w:val="clear" w:color="auto" w:fill="E7E6E6"/>
+            <w:vAlign w:val="center"/>
+          </w:tcPr>
           <w:p>
             <w:pPr>
               <w:pStyle w:val="Compact"/>
@@ -4235,6 +4308,9 @@
         </w:tc>
       </w:tr>
       <w:tr>
+        <w:trPr>
+          <w:cantSplit/>
+        </w:trPr>
         <w:tc>
           <w:tcPr/>
           <w:p>
@@ -4279,12 +4355,24 @@
               <w:jc w:val="left"/>
             </w:pPr>
             <w:r>
+              <w:rPr>
+                <w:rStyle w:val="DeletedText"/>
+              </w:rPr>
               <w:t xml:space="preserve">[31, 22, 14, 24, 12, 13, 10]</w:t>
+            </w:r>
+            <w:r>
+              <w:rPr>
+                <w:rStyle w:val="InsertedText"/>
+              </w:rPr>
+              <w:t xml:space="preserve">[10, 12, 13, 14, 22, 24, 31]</w:t>
             </w:r>
           </w:p>
         </w:tc>
       </w:tr>
       <w:tr>
+        <w:trPr>
+          <w:cantSplit/>
+        </w:trPr>
         <w:tc>
           <w:tcPr/>
           <w:p>
@@ -4329,12 +4417,24 @@
               <w:jc w:val="left"/>
             </w:pPr>
             <w:r>
+              <w:rPr>
+                <w:rStyle w:val="DeletedText"/>
+              </w:rPr>
               <w:t xml:space="preserve">[1, 2, 7, 3, 30, 26, 8, 29]</w:t>
+            </w:r>
+            <w:r>
+              <w:rPr>
+                <w:rStyle w:val="InsertedText"/>
+              </w:rPr>
+              <w:t xml:space="preserve">[1, 2, 3, 7, 8, 26, 29, 30]</w:t>
             </w:r>
           </w:p>
         </w:tc>
       </w:tr>
       <w:tr>
+        <w:trPr>
+          <w:cantSplit/>
+        </w:trPr>
         <w:tc>
           <w:tcPr/>
           <w:p>
@@ -4379,12 +4479,24 @@
               <w:jc w:val="left"/>
             </w:pPr>
             <w:r>
+              <w:rPr>
+                <w:rStyle w:val="DeletedText"/>
+              </w:rPr>
               <w:t xml:space="preserve">[20, 33, 4, 16, 27, 5]</w:t>
+            </w:r>
+            <w:r>
+              <w:rPr>
+                <w:rStyle w:val="InsertedText"/>
+              </w:rPr>
+              <w:t xml:space="preserve">[4, 5, 16, 20, 27, 33]</w:t>
             </w:r>
           </w:p>
         </w:tc>
       </w:tr>
       <w:tr>
+        <w:trPr>
+          <w:cantSplit/>
+        </w:trPr>
         <w:tc>
           <w:tcPr/>
           <w:p>
@@ -4429,12 +4541,24 @@
               <w:jc w:val="left"/>
             </w:pPr>
             <w:r>
+              <w:rPr>
+                <w:rStyle w:val="DeletedText"/>
+              </w:rPr>
               <w:t xml:space="preserve">[19, 4, 21, 9]</w:t>
+            </w:r>
+            <w:r>
+              <w:rPr>
+                <w:rStyle w:val="InsertedText"/>
+              </w:rPr>
+              <w:t xml:space="preserve">[4, 9, 19, 21]</w:t>
             </w:r>
           </w:p>
         </w:tc>
       </w:tr>
       <w:tr>
+        <w:trPr>
+          <w:cantSplit/>
+        </w:trPr>
         <w:tc>
           <w:tcPr/>
           <w:p>
@@ -4479,12 +4603,24 @@
               <w:jc w:val="left"/>
             </w:pPr>
             <w:r>
+              <w:rPr>
+                <w:rStyle w:val="DeletedText"/>
+              </w:rPr>
               <w:t xml:space="preserve">[32, 11, 28, 25]</w:t>
+            </w:r>
+            <w:r>
+              <w:rPr>
+                <w:rStyle w:val="InsertedText"/>
+              </w:rPr>
+              <w:t xml:space="preserve">[11, 25, 28, 32]</w:t>
             </w:r>
           </w:p>
         </w:tc>
       </w:tr>
       <w:tr>
+        <w:trPr>
+          <w:cantSplit/>
+        </w:trPr>
         <w:tc>
           <w:tcPr/>
           <w:p>
@@ -4529,12 +4665,24 @@
               <w:jc w:val="left"/>
             </w:pPr>
             <w:r>
+              <w:rPr>
+                <w:rStyle w:val="DeletedText"/>
+              </w:rPr>
               <w:t xml:space="preserve">[23, 17, 18]</w:t>
+            </w:r>
+            <w:r>
+              <w:rPr>
+                <w:rStyle w:val="InsertedText"/>
+              </w:rPr>
+              <w:t xml:space="preserve">[17, 18, 23]</w:t>
             </w:r>
           </w:p>
         </w:tc>
       </w:tr>
       <w:tr>
+        <w:trPr>
+          <w:cantSplit/>
+        </w:trPr>
         <w:tc>
           <w:tcPr/>
           <w:p>
@@ -11409,10 +11557,17 @@
       </w:tblGrid>
       <w:tr>
         <w:trPr>
+          <w:cantSplit/>
           <w:tblHeader w:val="on"/>
         </w:trPr>
         <w:tc>
-          <w:tcPr/>
+          <w:tcPr>
+            <w:tcBorders>
+              <w:bottom w:val="single" w:sz="8" w:space="0" w:color="000000"/>
+            </w:tcBorders>
+            <w:shd w:val="clear" w:color="auto" w:fill="E7E6E6"/>
+            <w:vAlign w:val="center"/>
+          </w:tcPr>
           <w:p>
             <w:pPr>
               <w:pStyle w:val="Compact"/>
@@ -11437,7 +11592,13 @@
           </w:p>
         </w:tc>
         <w:tc>
-          <w:tcPr/>
+          <w:tcPr>
+            <w:tcBorders>
+              <w:bottom w:val="single" w:sz="8" w:space="0" w:color="000000"/>
+            </w:tcBorders>
+            <w:shd w:val="clear" w:color="auto" w:fill="E7E6E6"/>
+            <w:vAlign w:val="center"/>
+          </w:tcPr>
           <w:p>
             <w:pPr>
               <w:pStyle w:val="Compact"/>
@@ -11453,7 +11614,13 @@
           </w:p>
         </w:tc>
         <w:tc>
-          <w:tcPr/>
+          <w:tcPr>
+            <w:tcBorders>
+              <w:bottom w:val="single" w:sz="8" w:space="0" w:color="000000"/>
+            </w:tcBorders>
+            <w:shd w:val="clear" w:color="auto" w:fill="E7E6E6"/>
+            <w:vAlign w:val="center"/>
+          </w:tcPr>
           <w:p>
             <w:pPr>
               <w:pStyle w:val="Compact"/>
@@ -11469,7 +11636,13 @@
           </w:p>
         </w:tc>
         <w:tc>
-          <w:tcPr/>
+          <w:tcPr>
+            <w:tcBorders>
+              <w:bottom w:val="single" w:sz="8" w:space="0" w:color="000000"/>
+            </w:tcBorders>
+            <w:shd w:val="clear" w:color="auto" w:fill="E7E6E6"/>
+            <w:vAlign w:val="center"/>
+          </w:tcPr>
           <w:p>
             <w:pPr>
               <w:pStyle w:val="Compact"/>
@@ -11486,6 +11659,9 @@
         </w:tc>
       </w:tr>
       <w:tr>
+        <w:trPr>
+          <w:cantSplit/>
+        </w:trPr>
         <w:tc>
           <w:tcPr/>
           <w:p>
@@ -11559,6 +11735,9 @@
         </w:tc>
       </w:tr>
       <w:tr>
+        <w:trPr>
+          <w:cantSplit/>
+        </w:trPr>
         <w:tc>
           <w:tcPr/>
           <w:p>
@@ -11632,6 +11811,9 @@
         </w:tc>
       </w:tr>
       <w:tr>
+        <w:trPr>
+          <w:cantSplit/>
+        </w:trPr>
         <w:tc>
           <w:tcPr/>
           <w:p>
@@ -11745,10 +11927,17 @@
       </w:tblGrid>
       <w:tr>
         <w:trPr>
+          <w:cantSplit/>
           <w:tblHeader w:val="on"/>
         </w:trPr>
         <w:tc>
-          <w:tcPr/>
+          <w:tcPr>
+            <w:tcBorders>
+              <w:bottom w:val="single" w:sz="8" w:space="0" w:color="000000"/>
+            </w:tcBorders>
+            <w:shd w:val="clear" w:color="auto" w:fill="E7E6E6"/>
+            <w:vAlign w:val="center"/>
+          </w:tcPr>
           <w:p>
             <w:pPr>
               <w:pStyle w:val="Compact"/>
@@ -11773,7 +11962,13 @@
           </w:p>
         </w:tc>
         <w:tc>
-          <w:tcPr/>
+          <w:tcPr>
+            <w:tcBorders>
+              <w:bottom w:val="single" w:sz="8" w:space="0" w:color="000000"/>
+            </w:tcBorders>
+            <w:shd w:val="clear" w:color="auto" w:fill="E7E6E6"/>
+            <w:vAlign w:val="center"/>
+          </w:tcPr>
           <w:p>
             <w:pPr>
               <w:pStyle w:val="Compact"/>
@@ -11789,7 +11984,13 @@
           </w:p>
         </w:tc>
         <w:tc>
-          <w:tcPr/>
+          <w:tcPr>
+            <w:tcBorders>
+              <w:bottom w:val="single" w:sz="8" w:space="0" w:color="000000"/>
+            </w:tcBorders>
+            <w:shd w:val="clear" w:color="auto" w:fill="E7E6E6"/>
+            <w:vAlign w:val="center"/>
+          </w:tcPr>
           <w:p>
             <w:pPr>
               <w:pStyle w:val="Compact"/>
@@ -11805,7 +12006,13 @@
           </w:p>
         </w:tc>
         <w:tc>
-          <w:tcPr/>
+          <w:tcPr>
+            <w:tcBorders>
+              <w:bottom w:val="single" w:sz="8" w:space="0" w:color="000000"/>
+            </w:tcBorders>
+            <w:shd w:val="clear" w:color="auto" w:fill="E7E6E6"/>
+            <w:vAlign w:val="center"/>
+          </w:tcPr>
           <w:p>
             <w:pPr>
               <w:pStyle w:val="Compact"/>
@@ -11822,6 +12029,9 @@
         </w:tc>
       </w:tr>
       <w:tr>
+        <w:trPr>
+          <w:cantSplit/>
+        </w:trPr>
         <w:tc>
           <w:tcPr/>
           <w:p>
@@ -11895,6 +12105,9 @@
         </w:tc>
       </w:tr>
       <w:tr>
+        <w:trPr>
+          <w:cantSplit/>
+        </w:trPr>
         <w:tc>
           <w:tcPr/>
           <w:p>
@@ -11968,6 +12181,9 @@
         </w:tc>
       </w:tr>
       <w:tr>
+        <w:trPr>
+          <w:cantSplit/>
+        </w:trPr>
         <w:tc>
           <w:tcPr/>
           <w:p>
@@ -13467,14 +13683,14 @@
       <w:r>
         <w:drawing>
           <wp:inline>
-            <wp:extent cx="5465445" cy="3378365"/>
+            <wp:extent cx="5753100" cy="5261416"/>
             <wp:effectExtent b="0" l="0" r="0" t="0"/>
             <wp:docPr descr="Figure 3: Layered MVC Architecture and Component Decomposition of the HALAH Framework" title="" id="59" name="Picture"/>
             <a:graphic>
               <a:graphicData uri="http://schemas.openxmlformats.org/drawingml/2006/picture">
                 <pic:pic>
                   <pic:nvPicPr>
-                    <pic:cNvPr descr="media/fig03.png" id="60" name="Picture"/>
+                    <pic:cNvPr descr="media_bw/fig03.png" id="60" name="Picture"/>
                     <pic:cNvPicPr>
                       <a:picLocks noChangeArrowheads="1" noChangeAspect="1"/>
                     </pic:cNvPicPr>
@@ -13488,7 +13704,7 @@
                   <pic:spPr bwMode="auto">
                     <a:xfrm>
                       <a:off x="0" y="0"/>
-                      <a:ext cx="5465445" cy="3378365"/>
+                      <a:ext cx="5753100" cy="5261416"/>
                     </a:xfrm>
                     <a:prstGeom prst="rect">
                       <a:avLst/>
@@ -13515,6 +13731,17 @@
         <w:t xml:space="preserve">Figure 3: Layered MVC Architecture and Component Decomposition of the HALAH Framework</w:t>
       </w:r>
     </w:p>
+    <w:p>
+      <w:pPr>
+        <w:pStyle w:val="ReviewerNotePara"/>
+      </w:pPr>
+      <w:r>
+        <w:rPr>
+          <w:rStyle w:val="ReviewerNote"/>
+        </w:rPr>
+        <w:t xml:space="preserve">Figure redrawn in black and white as three labelled columns (View, Controller, Model) so that every label is readable at print size; components and connections unchanged.</w:t>
+      </w:r>
+    </w:p>
     <w:bookmarkStart w:id="64" w:name="mvc-component-decomposition"/>
     <w:p>
       <w:pPr>
@@ -13566,6 +13793,9 @@
         <w:gridCol w:w="7920"/>
       </w:tblGrid>
       <w:tr>
+        <w:trPr>
+          <w:cantSplit/>
+        </w:trPr>
         <w:tc>
           <w:tcPr/>
           <w:p>
@@ -15029,14 +15259,14 @@
       <w:r>
         <w:drawing>
           <wp:inline>
-            <wp:extent cx="3043824" cy="7519791"/>
+            <wp:extent cx="3300984" cy="7074844"/>
             <wp:effectExtent b="0" l="0" r="0" t="0"/>
             <wp:docPr descr="Figure 5: Trust Predicate Evaluation and Authorisation Decision Flow" title="" id="66" name="Picture"/>
             <a:graphic>
               <a:graphicData uri="http://schemas.openxmlformats.org/drawingml/2006/picture">
                 <pic:pic>
                   <pic:nvPicPr>
-                    <pic:cNvPr descr="media/fig05.png" id="67" name="Picture"/>
+                    <pic:cNvPr descr="media_bw/fig05.png" id="67" name="Picture"/>
                     <pic:cNvPicPr>
                       <a:picLocks noChangeArrowheads="1" noChangeAspect="1"/>
                     </pic:cNvPicPr>
@@ -15050,7 +15280,7 @@
                   <pic:spPr bwMode="auto">
                     <a:xfrm>
                       <a:off x="0" y="0"/>
-                      <a:ext cx="3043824" cy="7519791"/>
+                      <a:ext cx="3300984" cy="7074844"/>
                     </a:xfrm>
                     <a:prstGeom prst="rect">
                       <a:avLst/>
@@ -15075,6 +15305,17 @@
       </w:pPr>
       <w:r>
         <w:t xml:space="preserve">Figure 5: Trust Predicate Evaluation and Authorisation Decision Flow</w:t>
+      </w:r>
+    </w:p>
+    <w:p>
+      <w:pPr>
+        <w:pStyle w:val="ReviewerNotePara"/>
+      </w:pPr>
+      <w:r>
+        <w:rPr>
+          <w:rStyle w:val="ReviewerNote"/>
+        </w:rPr>
+        <w:t xml:space="preserve">Figure redrawn in black and white for print; steps, labels and connections unchanged.</w:t>
       </w:r>
     </w:p>
     <w:p>
@@ -16166,14 +16407,14 @@
       <w:r>
         <w:drawing>
           <wp:inline>
-            <wp:extent cx="2434224" cy="7686805"/>
+            <wp:extent cx="2505456" cy="7676543"/>
             <wp:effectExtent b="0" l="0" r="0" t="0"/>
             <wp:docPr descr="Figure 6: End-to-End Workflow of Trust-Oriented Consent AuthorizationAuthorisation Framework" title="" id="73" name="Picture"/>
             <a:graphic>
               <a:graphicData uri="http://schemas.openxmlformats.org/drawingml/2006/picture">
                 <pic:pic>
                   <pic:nvPicPr>
-                    <pic:cNvPr descr="media/fig06.png" id="74" name="Picture"/>
+                    <pic:cNvPr descr="media_bw/fig06.png" id="74" name="Picture"/>
                     <pic:cNvPicPr>
                       <a:picLocks noChangeArrowheads="1" noChangeAspect="1"/>
                     </pic:cNvPicPr>
@@ -16187,7 +16428,7 @@
                   <pic:spPr bwMode="auto">
                     <a:xfrm>
                       <a:off x="0" y="0"/>
-                      <a:ext cx="2434224" cy="7686805"/>
+                      <a:ext cx="2505456" cy="7676543"/>
                     </a:xfrm>
                     <a:prstGeom prst="rect">
                       <a:avLst/>
@@ -16243,7 +16484,7 @@
         <w:rPr>
           <w:rStyle w:val="ReviewerNote"/>
         </w:rPr>
-        <w:t xml:space="preserve">Also edit the diagram itself: the node</w:t>
+        <w:t xml:space="preserve">Figure redrawn in black and white; steps and branches unchanged, except the node</w:t>
       </w:r>
       <w:r>
         <w:rPr>
@@ -16285,7 +16526,13 @@
         <w:rPr>
           <w:rStyle w:val="ReviewerNote"/>
         </w:rPr>
-        <w:t xml:space="preserve">, to match the Australian spelling of the caption.</w:t>
+        <w:t xml:space="preserve"> </w:t>
+      </w:r>
+      <w:r>
+        <w:rPr>
+          <w:rStyle w:val="ReviewerNote"/>
+        </w:rPr>
+        <w:t xml:space="preserve">(Australian spelling, matching the caption).</w:t>
       </w:r>
     </w:p>
     <w:p>
@@ -23160,10 +23407,17 @@
       </w:tblGrid>
       <w:tr>
         <w:trPr>
+          <w:cantSplit/>
           <w:tblHeader w:val="on"/>
         </w:trPr>
         <w:tc>
-          <w:tcPr/>
+          <w:tcPr>
+            <w:tcBorders>
+              <w:bottom w:val="single" w:sz="8" w:space="0" w:color="000000"/>
+            </w:tcBorders>
+            <w:shd w:val="clear" w:color="auto" w:fill="E7E6E6"/>
+            <w:vAlign w:val="center"/>
+          </w:tcPr>
           <w:p>
             <w:pPr>
               <w:pStyle w:val="Compact"/>
@@ -23179,7 +23433,13 @@
           </w:p>
         </w:tc>
         <w:tc>
-          <w:tcPr/>
+          <w:tcPr>
+            <w:tcBorders>
+              <w:bottom w:val="single" w:sz="8" w:space="0" w:color="000000"/>
+            </w:tcBorders>
+            <w:shd w:val="clear" w:color="auto" w:fill="E7E6E6"/>
+            <w:vAlign w:val="center"/>
+          </w:tcPr>
           <w:p>
             <w:pPr>
               <w:pStyle w:val="Compact"/>
@@ -23195,7 +23455,13 @@
           </w:p>
         </w:tc>
         <w:tc>
-          <w:tcPr/>
+          <w:tcPr>
+            <w:tcBorders>
+              <w:bottom w:val="single" w:sz="8" w:space="0" w:color="000000"/>
+            </w:tcBorders>
+            <w:shd w:val="clear" w:color="auto" w:fill="E7E6E6"/>
+            <w:vAlign w:val="center"/>
+          </w:tcPr>
           <w:p>
             <w:pPr>
               <w:pStyle w:val="Compact"/>
@@ -23212,6 +23478,9 @@
         </w:tc>
       </w:tr>
       <w:tr>
+        <w:trPr>
+          <w:cantSplit/>
+        </w:trPr>
         <w:tc>
           <w:tcPr/>
           <w:p>
@@ -23250,6 +23519,9 @@
         </w:tc>
       </w:tr>
       <w:tr>
+        <w:trPr>
+          <w:cantSplit/>
+        </w:trPr>
         <w:tc>
           <w:tcPr/>
           <w:p>
@@ -23288,6 +23560,9 @@
         </w:tc>
       </w:tr>
       <w:tr>
+        <w:trPr>
+          <w:cantSplit/>
+        </w:trPr>
         <w:tc>
           <w:tcPr/>
           <w:p>
@@ -23326,6 +23601,9 @@
         </w:tc>
       </w:tr>
       <w:tr>
+        <w:trPr>
+          <w:cantSplit/>
+        </w:trPr>
         <w:tc>
           <w:tcPr/>
           <w:p>
@@ -23364,6 +23642,9 @@
         </w:tc>
       </w:tr>
       <w:tr>
+        <w:trPr>
+          <w:cantSplit/>
+        </w:trPr>
         <w:tc>
           <w:tcPr/>
           <w:p>
@@ -23402,6 +23683,9 @@
         </w:tc>
       </w:tr>
       <w:tr>
+        <w:trPr>
+          <w:cantSplit/>
+        </w:trPr>
         <w:tc>
           <w:tcPr/>
           <w:p>
@@ -23465,10 +23749,17 @@
       </w:tblGrid>
       <w:tr>
         <w:trPr>
+          <w:cantSplit/>
           <w:tblHeader w:val="on"/>
         </w:trPr>
         <w:tc>
-          <w:tcPr/>
+          <w:tcPr>
+            <w:tcBorders>
+              <w:bottom w:val="single" w:sz="8" w:space="0" w:color="000000"/>
+            </w:tcBorders>
+            <w:shd w:val="clear" w:color="auto" w:fill="E7E6E6"/>
+            <w:vAlign w:val="center"/>
+          </w:tcPr>
           <w:p>
             <w:pPr>
               <w:pStyle w:val="Compact"/>
@@ -23484,7 +23775,13 @@
           </w:p>
         </w:tc>
         <w:tc>
-          <w:tcPr/>
+          <w:tcPr>
+            <w:tcBorders>
+              <w:bottom w:val="single" w:sz="8" w:space="0" w:color="000000"/>
+            </w:tcBorders>
+            <w:shd w:val="clear" w:color="auto" w:fill="E7E6E6"/>
+            <w:vAlign w:val="center"/>
+          </w:tcPr>
           <w:p>
             <w:pPr>
               <w:pStyle w:val="Compact"/>
@@ -23500,7 +23797,13 @@
           </w:p>
         </w:tc>
         <w:tc>
-          <w:tcPr/>
+          <w:tcPr>
+            <w:tcBorders>
+              <w:bottom w:val="single" w:sz="8" w:space="0" w:color="000000"/>
+            </w:tcBorders>
+            <w:shd w:val="clear" w:color="auto" w:fill="E7E6E6"/>
+            <w:vAlign w:val="center"/>
+          </w:tcPr>
           <w:p>
             <w:pPr>
               <w:pStyle w:val="Compact"/>
@@ -23516,7 +23819,13 @@
           </w:p>
         </w:tc>
         <w:tc>
-          <w:tcPr/>
+          <w:tcPr>
+            <w:tcBorders>
+              <w:bottom w:val="single" w:sz="8" w:space="0" w:color="000000"/>
+            </w:tcBorders>
+            <w:shd w:val="clear" w:color="auto" w:fill="E7E6E6"/>
+            <w:vAlign w:val="center"/>
+          </w:tcPr>
           <w:p>
             <w:pPr>
               <w:pStyle w:val="Compact"/>
@@ -23533,6 +23842,9 @@
         </w:tc>
       </w:tr>
       <w:tr>
+        <w:trPr>
+          <w:cantSplit/>
+        </w:trPr>
         <w:tc>
           <w:tcPr/>
           <w:p>
@@ -23583,6 +23895,9 @@
         </w:tc>
       </w:tr>
       <w:tr>
+        <w:trPr>
+          <w:cantSplit/>
+        </w:trPr>
         <w:tc>
           <w:tcPr/>
           <w:p>
@@ -23633,6 +23948,9 @@
         </w:tc>
       </w:tr>
       <w:tr>
+        <w:trPr>
+          <w:cantSplit/>
+        </w:trPr>
         <w:tc>
           <w:tcPr/>
           <w:p>
@@ -23683,6 +24001,9 @@
         </w:tc>
       </w:tr>
       <w:tr>
+        <w:trPr>
+          <w:cantSplit/>
+        </w:trPr>
         <w:tc>
           <w:tcPr/>
           <w:p>
@@ -23733,6 +24054,9 @@
         </w:tc>
       </w:tr>
       <w:tr>
+        <w:trPr>
+          <w:cantSplit/>
+        </w:trPr>
         <w:tc>
           <w:tcPr/>
           <w:p>
@@ -23783,6 +24107,9 @@
         </w:tc>
       </w:tr>
       <w:tr>
+        <w:trPr>
+          <w:cantSplit/>
+        </w:trPr>
         <w:tc>
           <w:tcPr/>
           <w:p>
@@ -24332,14 +24659,14 @@
       <w:r>
         <w:drawing>
           <wp:inline>
-            <wp:extent cx="3451860" cy="7452700"/>
+            <wp:extent cx="4288536" cy="7675254"/>
             <wp:effectExtent b="0" l="0" r="0" t="0"/>
             <wp:docPr descr="Figure 7: RO1 workflow for trust-centric consent creation" title="" id="87" name="Picture"/>
             <a:graphic>
               <a:graphicData uri="http://schemas.openxmlformats.org/drawingml/2006/picture">
                 <pic:pic>
                   <pic:nvPicPr>
-                    <pic:cNvPr descr="media/fig07.png" id="88" name="Picture"/>
+                    <pic:cNvPr descr="media_bw/fig07.png" id="88" name="Picture"/>
                     <pic:cNvPicPr>
                       <a:picLocks noChangeArrowheads="1" noChangeAspect="1"/>
                     </pic:cNvPicPr>
@@ -24353,7 +24680,7 @@
                   <pic:spPr bwMode="auto">
                     <a:xfrm>
                       <a:off x="0" y="0"/>
-                      <a:ext cx="3451860" cy="7452700"/>
+                      <a:ext cx="4288536" cy="7675254"/>
                     </a:xfrm>
                     <a:prstGeom prst="rect">
                       <a:avLst/>
@@ -24378,6 +24705,17 @@
       </w:pPr>
       <w:r>
         <w:t xml:space="preserve">Figure 7: RO1 workflow for trust-centric consent creation</w:t>
+      </w:r>
+    </w:p>
+    <w:p>
+      <w:pPr>
+        <w:pStyle w:val="ReviewerNotePara"/>
+      </w:pPr>
+      <w:r>
+        <w:rPr>
+          <w:rStyle w:val="ReviewerNote"/>
+        </w:rPr>
+        <w:t xml:space="preserve">Figure redrawn in black and white for print; steps, labels and connections unchanged.</w:t>
       </w:r>
     </w:p>
     <w:p>
@@ -27012,14 +27350,14 @@
       <w:r>
         <w:drawing>
           <wp:inline>
-            <wp:extent cx="3451860" cy="6500607"/>
+            <wp:extent cx="4416552" cy="7572102"/>
             <wp:effectExtent b="0" l="0" r="0" t="0"/>
             <wp:docPr descr="Figure 8: RO2 workflow for decentralised identity and authority verification" title="" id="95" name="Picture"/>
             <a:graphic>
               <a:graphicData uri="http://schemas.openxmlformats.org/drawingml/2006/picture">
                 <pic:pic>
                   <pic:nvPicPr>
-                    <pic:cNvPr descr="media/fig08.png" id="96" name="Picture"/>
+                    <pic:cNvPr descr="media_bw/fig08.png" id="96" name="Picture"/>
                     <pic:cNvPicPr>
                       <a:picLocks noChangeArrowheads="1" noChangeAspect="1"/>
                     </pic:cNvPicPr>
@@ -27033,7 +27371,7 @@
                   <pic:spPr bwMode="auto">
                     <a:xfrm>
                       <a:off x="0" y="0"/>
-                      <a:ext cx="3451860" cy="6500607"/>
+                      <a:ext cx="4416552" cy="7572102"/>
                     </a:xfrm>
                     <a:prstGeom prst="rect">
                       <a:avLst/>
@@ -27058,6 +27396,17 @@
       </w:pPr>
       <w:r>
         <w:t xml:space="preserve">Figure 8: RO2 workflow for decentralised identity and authority verification</w:t>
+      </w:r>
+    </w:p>
+    <w:p>
+      <w:pPr>
+        <w:pStyle w:val="ReviewerNotePara"/>
+      </w:pPr>
+      <w:r>
+        <w:rPr>
+          <w:rStyle w:val="ReviewerNote"/>
+        </w:rPr>
+        <w:t xml:space="preserve">Figure redrawn in black and white for print; steps, labels and connections unchanged.</w:t>
       </w:r>
     </w:p>
     <w:p>
@@ -29746,14 +30095,14 @@
       <w:r>
         <w:drawing>
           <wp:inline>
-            <wp:extent cx="3451860" cy="5978933"/>
+            <wp:extent cx="4690872" cy="7676810"/>
             <wp:effectExtent b="0" l="0" r="0" t="0"/>
             <wp:docPr descr="Figure 9: RO3 workflow for threshold-based multi-party authorisation" title="" id="102" name="Picture"/>
             <a:graphic>
               <a:graphicData uri="http://schemas.openxmlformats.org/drawingml/2006/picture">
                 <pic:pic>
                   <pic:nvPicPr>
-                    <pic:cNvPr descr="media/fig09.png" id="103" name="Picture"/>
+                    <pic:cNvPr descr="media_bw/fig09.png" id="103" name="Picture"/>
                     <pic:cNvPicPr>
                       <a:picLocks noChangeArrowheads="1" noChangeAspect="1"/>
                     </pic:cNvPicPr>
@@ -29767,7 +30116,7 @@
                   <pic:spPr bwMode="auto">
                     <a:xfrm>
                       <a:off x="0" y="0"/>
-                      <a:ext cx="3451860" cy="5978933"/>
+                      <a:ext cx="4690872" cy="7676810"/>
                     </a:xfrm>
                     <a:prstGeom prst="rect">
                       <a:avLst/>
@@ -29792,6 +30141,17 @@
       </w:pPr>
       <w:r>
         <w:t xml:space="preserve">Figure 9: RO3 workflow for threshold-based multi-party authorisation</w:t>
+      </w:r>
+    </w:p>
+    <w:p>
+      <w:pPr>
+        <w:pStyle w:val="ReviewerNotePara"/>
+      </w:pPr>
+      <w:r>
+        <w:rPr>
+          <w:rStyle w:val="ReviewerNote"/>
+        </w:rPr>
+        <w:t xml:space="preserve">Figure redrawn in black and white for print; steps, labels and connections unchanged.</w:t>
       </w:r>
     </w:p>
     <w:p>
@@ -34913,14 +35273,14 @@
       <w:r>
         <w:drawing>
           <wp:inline>
-            <wp:extent cx="3451860" cy="7239043"/>
+            <wp:extent cx="2788920" cy="7689425"/>
             <wp:effectExtent b="0" l="0" r="0" t="0"/>
             <wp:docPr descr="Figure 10: RO4 workflow for policy- and context-aware access control" title="" id="108" name="Picture"/>
             <a:graphic>
               <a:graphicData uri="http://schemas.openxmlformats.org/drawingml/2006/picture">
                 <pic:pic>
                   <pic:nvPicPr>
-                    <pic:cNvPr descr="media/fig10.png" id="109" name="Picture"/>
+                    <pic:cNvPr descr="media_bw/fig10.png" id="109" name="Picture"/>
                     <pic:cNvPicPr>
                       <a:picLocks noChangeArrowheads="1" noChangeAspect="1"/>
                     </pic:cNvPicPr>
@@ -34934,7 +35294,7 @@
                   <pic:spPr bwMode="auto">
                     <a:xfrm>
                       <a:off x="0" y="0"/>
-                      <a:ext cx="3451860" cy="7239043"/>
+                      <a:ext cx="2788920" cy="7689425"/>
                     </a:xfrm>
                     <a:prstGeom prst="rect">
                       <a:avLst/>
@@ -34959,6 +35319,17 @@
       </w:pPr>
       <w:r>
         <w:t xml:space="preserve">Figure 10: RO4 workflow for policy- and context-aware access control</w:t>
+      </w:r>
+    </w:p>
+    <w:p>
+      <w:pPr>
+        <w:pStyle w:val="ReviewerNotePara"/>
+      </w:pPr>
+      <w:r>
+        <w:rPr>
+          <w:rStyle w:val="ReviewerNote"/>
+        </w:rPr>
+        <w:t xml:space="preserve">Figure redrawn in black and white for print; steps, labels and connections unchanged.</w:t>
       </w:r>
     </w:p>
     <w:p>
@@ -43845,14 +44216,14 @@
       <w:r>
         <w:drawing>
           <wp:inline>
-            <wp:extent cx="3451860" cy="6065199"/>
+            <wp:extent cx="4142232" cy="7687826"/>
             <wp:effectExtent b="0" l="0" r="0" t="0"/>
             <wp:docPr descr="Figure 11: RO5 planned workflow for temporal and consent lifecycle trust" title="" id="117" name="Picture"/>
             <a:graphic>
               <a:graphicData uri="http://schemas.openxmlformats.org/drawingml/2006/picture">
                 <pic:pic>
                   <pic:nvPicPr>
-                    <pic:cNvPr descr="media/fig11.png" id="118" name="Picture"/>
+                    <pic:cNvPr descr="media_bw/fig11.png" id="118" name="Picture"/>
                     <pic:cNvPicPr>
                       <a:picLocks noChangeArrowheads="1" noChangeAspect="1"/>
                     </pic:cNvPicPr>
@@ -43866,7 +44237,7 @@
                   <pic:spPr bwMode="auto">
                     <a:xfrm>
                       <a:off x="0" y="0"/>
-                      <a:ext cx="3451860" cy="6065199"/>
+                      <a:ext cx="4142232" cy="7687826"/>
                     </a:xfrm>
                     <a:prstGeom prst="rect">
                       <a:avLst/>
@@ -43891,6 +44262,17 @@
       </w:pPr>
       <w:r>
         <w:t xml:space="preserve">Figure 11: RO5 planned workflow for temporal and consent lifecycle trust</w:t>
+      </w:r>
+    </w:p>
+    <w:p>
+      <w:pPr>
+        <w:pStyle w:val="ReviewerNotePara"/>
+      </w:pPr>
+      <w:r>
+        <w:rPr>
+          <w:rStyle w:val="ReviewerNote"/>
+        </w:rPr>
+        <w:t xml:space="preserve">Figure redrawn in black and white for print; steps, labels and connections unchanged.</w:t>
       </w:r>
     </w:p>
     <w:p>
@@ -45101,14 +45483,14 @@
       <w:r>
         <w:drawing>
           <wp:inline>
-            <wp:extent cx="3451860" cy="4212881"/>
+            <wp:extent cx="5753100" cy="6601216"/>
             <wp:effectExtent b="0" l="0" r="0" t="0"/>
             <wp:docPr descr="Figure 12: RO6 planned workflow for formal security assurance and empirical validation" title="" id="123" name="Picture"/>
             <a:graphic>
               <a:graphicData uri="http://schemas.openxmlformats.org/drawingml/2006/picture">
                 <pic:pic>
                   <pic:nvPicPr>
-                    <pic:cNvPr descr="media/fig12.png" id="124" name="Picture"/>
+                    <pic:cNvPr descr="media_bw/fig12.png" id="124" name="Picture"/>
                     <pic:cNvPicPr>
                       <a:picLocks noChangeArrowheads="1" noChangeAspect="1"/>
                     </pic:cNvPicPr>
@@ -45122,7 +45504,7 @@
                   <pic:spPr bwMode="auto">
                     <a:xfrm>
                       <a:off x="0" y="0"/>
-                      <a:ext cx="3451860" cy="4212881"/>
+                      <a:ext cx="5753100" cy="6601216"/>
                     </a:xfrm>
                     <a:prstGeom prst="rect">
                       <a:avLst/>
@@ -45147,6 +45529,17 @@
       </w:pPr>
       <w:r>
         <w:t xml:space="preserve">Figure 12: RO6 planned workflow for formal security assurance and empirical validation</w:t>
+      </w:r>
+    </w:p>
+    <w:p>
+      <w:pPr>
+        <w:pStyle w:val="ReviewerNotePara"/>
+      </w:pPr>
+      <w:r>
+        <w:rPr>
+          <w:rStyle w:val="ReviewerNote"/>
+        </w:rPr>
+        <w:t xml:space="preserve">Figure redrawn in black and white for print; steps, labels and connections unchanged.</w:t>
       </w:r>
     </w:p>
     <w:p>
@@ -51028,7 +51421,7 @@
     </w:p>
     <w:bookmarkEnd w:id="128"/>
     <w:bookmarkEnd w:id="129"/>
-    <w:bookmarkStart w:id="158" w:name="halah-system-and-workflow"/>
+    <w:bookmarkStart w:id="161" w:name="halah-system-and-workflow"/>
     <w:p>
       <w:pPr>
         <w:pStyle w:val="Heading1"/>
@@ -51609,6 +52002,9 @@
         <w:gridCol w:w="7920"/>
       </w:tblGrid>
       <w:tr>
+        <w:trPr>
+          <w:cantSplit/>
+        </w:trPr>
         <w:tc>
           <w:tcPr/>
           <w:p>
@@ -52031,6 +52427,9 @@
         <w:gridCol w:w="7920"/>
       </w:tblGrid>
       <w:tr>
+        <w:trPr>
+          <w:cantSplit/>
+        </w:trPr>
         <w:tc>
           <w:tcPr/>
           <w:p>
@@ -52772,6 +53171,9 @@
         <w:gridCol w:w="7920"/>
       </w:tblGrid>
       <w:tr>
+        <w:trPr>
+          <w:cantSplit/>
+        </w:trPr>
         <w:tc>
           <w:tcPr/>
           <w:p>
@@ -53080,6 +53482,9 @@
         <w:gridCol w:w="7920"/>
       </w:tblGrid>
       <w:tr>
+        <w:trPr>
+          <w:cantSplit/>
+        </w:trPr>
         <w:tc>
           <w:tcPr/>
           <w:p>
@@ -53543,6 +53948,9 @@
         <w:gridCol w:w="7920"/>
       </w:tblGrid>
       <w:tr>
+        <w:trPr>
+          <w:cantSplit/>
+        </w:trPr>
         <w:tc>
           <w:tcPr/>
           <w:p>
@@ -55231,10 +55639,17 @@
       </w:tblGrid>
       <w:tr>
         <w:trPr>
+          <w:cantSplit/>
           <w:tblHeader w:val="on"/>
         </w:trPr>
         <w:tc>
-          <w:tcPr/>
+          <w:tcPr>
+            <w:tcBorders>
+              <w:bottom w:val="single" w:sz="8" w:space="0" w:color="000000"/>
+            </w:tcBorders>
+            <w:shd w:val="clear" w:color="auto" w:fill="E7E6E6"/>
+            <w:vAlign w:val="center"/>
+          </w:tcPr>
           <w:p>
             <w:pPr>
               <w:pStyle w:val="Compact"/>
@@ -55251,7 +55666,13 @@
           </w:p>
         </w:tc>
         <w:tc>
-          <w:tcPr/>
+          <w:tcPr>
+            <w:tcBorders>
+              <w:bottom w:val="single" w:sz="8" w:space="0" w:color="000000"/>
+            </w:tcBorders>
+            <w:shd w:val="clear" w:color="auto" w:fill="E7E6E6"/>
+            <w:vAlign w:val="center"/>
+          </w:tcPr>
           <w:p>
             <w:pPr>
               <w:pStyle w:val="Compact"/>
@@ -55268,7 +55689,13 @@
           </w:p>
         </w:tc>
         <w:tc>
-          <w:tcPr/>
+          <w:tcPr>
+            <w:tcBorders>
+              <w:bottom w:val="single" w:sz="8" w:space="0" w:color="000000"/>
+            </w:tcBorders>
+            <w:shd w:val="clear" w:color="auto" w:fill="E7E6E6"/>
+            <w:vAlign w:val="center"/>
+          </w:tcPr>
           <w:p>
             <w:pPr>
               <w:pStyle w:val="Compact"/>
@@ -55286,6 +55713,9 @@
         </w:tc>
       </w:tr>
       <w:tr>
+        <w:trPr>
+          <w:cantSplit/>
+        </w:trPr>
         <w:tc>
           <w:tcPr/>
           <w:p>
@@ -55335,6 +55765,9 @@
         </w:tc>
       </w:tr>
       <w:tr>
+        <w:trPr>
+          <w:cantSplit/>
+        </w:trPr>
         <w:tc>
           <w:tcPr/>
           <w:p>
@@ -55384,6 +55817,9 @@
         </w:tc>
       </w:tr>
       <w:tr>
+        <w:trPr>
+          <w:cantSplit/>
+        </w:trPr>
         <w:tc>
           <w:tcPr/>
           <w:p>
@@ -55433,6 +55869,9 @@
         </w:tc>
       </w:tr>
       <w:tr>
+        <w:trPr>
+          <w:cantSplit/>
+        </w:trPr>
         <w:tc>
           <w:tcPr/>
           <w:p>
@@ -55482,6 +55921,9 @@
         </w:tc>
       </w:tr>
       <w:tr>
+        <w:trPr>
+          <w:cantSplit/>
+        </w:trPr>
         <w:tc>
           <w:tcPr/>
           <w:p>
@@ -55531,6 +55973,9 @@
         </w:tc>
       </w:tr>
       <w:tr>
+        <w:trPr>
+          <w:cantSplit/>
+        </w:trPr>
         <w:tc>
           <w:tcPr/>
           <w:p>
@@ -55580,6 +56025,9 @@
         </w:tc>
       </w:tr>
       <w:tr>
+        <w:trPr>
+          <w:cantSplit/>
+        </w:trPr>
         <w:tc>
           <w:tcPr/>
           <w:p>
@@ -55629,6 +56077,9 @@
         </w:tc>
       </w:tr>
       <w:tr>
+        <w:trPr>
+          <w:cantSplit/>
+        </w:trPr>
         <w:tc>
           <w:tcPr/>
           <w:p>
@@ -55678,6 +56129,9 @@
         </w:tc>
       </w:tr>
       <w:tr>
+        <w:trPr>
+          <w:cantSplit/>
+        </w:trPr>
         <w:tc>
           <w:tcPr/>
           <w:p>
@@ -55727,6 +56181,9 @@
         </w:tc>
       </w:tr>
       <w:tr>
+        <w:trPr>
+          <w:cantSplit/>
+        </w:trPr>
         <w:tc>
           <w:tcPr/>
           <w:p>
@@ -55776,6 +56233,9 @@
         </w:tc>
       </w:tr>
       <w:tr>
+        <w:trPr>
+          <w:cantSplit/>
+        </w:trPr>
         <w:tc>
           <w:tcPr/>
           <w:p>
@@ -56628,7 +57088,7 @@
       </w:r>
     </w:p>
     <w:bookmarkEnd w:id="153"/>
-    <w:bookmarkStart w:id="154" w:name="X88b3d53607b792a9f4430f1be3c348b9a46cb27"/>
+    <w:bookmarkStart w:id="157" w:name="X88b3d53607b792a9f4430f1be3c348b9a46cb27"/>
     <w:p>
       <w:pPr>
         <w:pStyle w:val="Heading2"/>
@@ -56677,10 +57137,17 @@
       </w:tblGrid>
       <w:tr>
         <w:trPr>
+          <w:cantSplit/>
           <w:tblHeader w:val="on"/>
         </w:trPr>
         <w:tc>
-          <w:tcPr/>
+          <w:tcPr>
+            <w:tcBorders>
+              <w:bottom w:val="single" w:sz="8" w:space="0" w:color="000000"/>
+            </w:tcBorders>
+            <w:shd w:val="clear" w:color="auto" w:fill="E7E6E6"/>
+            <w:vAlign w:val="center"/>
+          </w:tcPr>
           <w:p>
             <w:pPr>
               <w:pStyle w:val="Compact"/>
@@ -56697,7 +57164,13 @@
           </w:p>
         </w:tc>
         <w:tc>
-          <w:tcPr/>
+          <w:tcPr>
+            <w:tcBorders>
+              <w:bottom w:val="single" w:sz="8" w:space="0" w:color="000000"/>
+            </w:tcBorders>
+            <w:shd w:val="clear" w:color="auto" w:fill="E7E6E6"/>
+            <w:vAlign w:val="center"/>
+          </w:tcPr>
           <w:p>
             <w:pPr>
               <w:pStyle w:val="Compact"/>
@@ -56714,7 +57187,13 @@
           </w:p>
         </w:tc>
         <w:tc>
-          <w:tcPr/>
+          <w:tcPr>
+            <w:tcBorders>
+              <w:bottom w:val="single" w:sz="8" w:space="0" w:color="000000"/>
+            </w:tcBorders>
+            <w:shd w:val="clear" w:color="auto" w:fill="E7E6E6"/>
+            <w:vAlign w:val="center"/>
+          </w:tcPr>
           <w:p>
             <w:pPr>
               <w:pStyle w:val="Compact"/>
@@ -56732,6 +57211,9 @@
         </w:tc>
       </w:tr>
       <w:tr>
+        <w:trPr>
+          <w:cantSplit/>
+        </w:trPr>
         <w:tc>
           <w:tcPr/>
           <w:p>
@@ -56779,6 +57261,9 @@
         </w:tc>
       </w:tr>
       <w:tr>
+        <w:trPr>
+          <w:cantSplit/>
+        </w:trPr>
         <w:tc>
           <w:tcPr/>
           <w:p>
@@ -56826,6 +57311,9 @@
         </w:tc>
       </w:tr>
       <w:tr>
+        <w:trPr>
+          <w:cantSplit/>
+        </w:trPr>
         <w:tc>
           <w:tcPr/>
           <w:p>
@@ -56905,6 +57393,9 @@
         </w:tc>
       </w:tr>
       <w:tr>
+        <w:trPr>
+          <w:cantSplit/>
+        </w:trPr>
         <w:tc>
           <w:tcPr/>
           <w:p>
@@ -57010,6 +57501,9 @@
         </w:tc>
       </w:tr>
       <w:tr>
+        <w:trPr>
+          <w:cantSplit/>
+        </w:trPr>
         <w:tc>
           <w:tcPr/>
           <w:p>
@@ -57089,6 +57583,9 @@
         </w:tc>
       </w:tr>
       <w:tr>
+        <w:trPr>
+          <w:cantSplit/>
+        </w:trPr>
         <w:tc>
           <w:tcPr/>
           <w:p>
@@ -57156,6 +57653,9 @@
         </w:tc>
       </w:tr>
       <w:tr>
+        <w:trPr>
+          <w:cantSplit/>
+        </w:trPr>
         <w:tc>
           <w:tcPr/>
           <w:p>
@@ -57351,6 +57851,9 @@
         </w:tc>
       </w:tr>
       <w:tr>
+        <w:trPr>
+          <w:cantSplit/>
+        </w:trPr>
         <w:tc>
           <w:tcPr/>
           <w:p>
@@ -57398,6 +57901,9 @@
         </w:tc>
       </w:tr>
       <w:tr>
+        <w:trPr>
+          <w:cantSplit/>
+        </w:trPr>
         <w:tc>
           <w:tcPr/>
           <w:p>
@@ -57445,6 +57951,9 @@
         </w:tc>
       </w:tr>
       <w:tr>
+        <w:trPr>
+          <w:cantSplit/>
+        </w:trPr>
         <w:tc>
           <w:tcPr/>
           <w:p>
@@ -57492,8 +58001,97 @@
         </w:tc>
       </w:tr>
     </w:tbl>
-    <w:bookmarkEnd w:id="154"/>
-    <w:bookmarkStart w:id="155" w:name="automated-test-evidence"/>
+    <w:p>
+      <w:pPr>
+        <w:pStyle w:val="InsertedPara"/>
+      </w:pPr>
+      <w:r>
+        <w:rPr>
+          <w:rStyle w:val="InsertedText"/>
+        </w:rPr>
+        <w:t xml:space="preserve">Figure 18 traces one consent through the four subsystems of the prototype and shows where each check is enforced and which events are written to the audit log.</w:t>
+      </w:r>
+    </w:p>
+    <w:tbl>
+      <w:tblPr>
+        <w:tblStyle w:val="FigureTable"/>
+        <w:tblW w:type="auto" w:w="0"/>
+        <w:jc w:val="center"/>
+        <w:tblLook w:firstRow="0" w:lastRow="0" w:firstColumn="0" w:lastColumn="0"/>
+      </w:tblPr>
+      <w:tblGrid>
+        <w:gridCol w:w="7920"/>
+      </w:tblGrid>
+      <w:tr>
+        <w:trPr>
+          <w:cantSplit/>
+        </w:trPr>
+        <w:tc>
+          <w:tcPr/>
+          <w:p>
+            <w:pPr>
+              <w:pStyle w:val="Compact"/>
+              <w:jc w:val="center"/>
+            </w:pPr>
+            <w:r>
+              <w:drawing>
+                <wp:inline>
+                  <wp:extent cx="3886200" cy="7632356"/>
+                  <wp:effectExtent b="0" l="0" r="0" t="0"/>
+                  <wp:docPr descr="Figure 18: HALAH prototype workflow from consent creation to audited access decision" title="" id="155" name="Picture"/>
+                  <a:graphic>
+                    <a:graphicData uri="http://schemas.openxmlformats.org/drawingml/2006/picture">
+                      <pic:pic>
+                        <pic:nvPicPr>
+                          <pic:cNvPr descr="media_bw/fig_halah.png" id="156" name="Picture"/>
+                          <pic:cNvPicPr>
+                            <a:picLocks noChangeArrowheads="1" noChangeAspect="1"/>
+                          </pic:cNvPicPr>
+                        </pic:nvPicPr>
+                        <pic:blipFill>
+                          <a:blip r:embed="rId154"/>
+                          <a:stretch>
+                            <a:fillRect/>
+                          </a:stretch>
+                        </pic:blipFill>
+                        <pic:spPr bwMode="auto">
+                          <a:xfrm>
+                            <a:off x="0" y="0"/>
+                            <a:ext cx="3886200" cy="7632356"/>
+                          </a:xfrm>
+                          <a:prstGeom prst="rect">
+                            <a:avLst/>
+                          </a:prstGeom>
+                          <a:noFill/>
+                          <a:ln w="9525">
+                            <a:noFill/>
+                            <a:headEnd/>
+                            <a:tailEnd/>
+                          </a:ln>
+                        </pic:spPr>
+                      </pic:pic>
+                    </a:graphicData>
+                  </a:graphic>
+                </wp:inline>
+              </w:drawing>
+            </w:r>
+          </w:p>
+        </w:tc>
+      </w:tr>
+    </w:tbl>
+    <w:p>
+      <w:pPr>
+        <w:pStyle w:val="ImageCaption"/>
+      </w:pPr>
+      <w:r>
+        <w:rPr>
+          <w:rStyle w:val="InsertedText"/>
+        </w:rPr>
+        <w:t xml:space="preserve">Figure 18: HALAH prototype workflow from consent creation to audited access decision</w:t>
+      </w:r>
+    </w:p>
+    <w:bookmarkEnd w:id="157"/>
+    <w:bookmarkStart w:id="158" w:name="automated-test-evidence"/>
     <w:p>
       <w:pPr>
         <w:pStyle w:val="Heading2"/>
@@ -57536,18 +58134,25 @@
         <w:tblCaption w:val="Table 9: Automated test results of the HALAH prototype"/>
       </w:tblPr>
       <w:tblGrid>
-        <w:gridCol w:w="803"/>
-        <w:gridCol w:w="1377"/>
-        <w:gridCol w:w="3328"/>
-        <w:gridCol w:w="1147"/>
-        <w:gridCol w:w="1262"/>
+        <w:gridCol w:w="446"/>
+        <w:gridCol w:w="1338"/>
+        <w:gridCol w:w="4127"/>
+        <w:gridCol w:w="892"/>
+        <w:gridCol w:w="1115"/>
       </w:tblGrid>
       <w:tr>
         <w:trPr>
+          <w:cantSplit/>
           <w:tblHeader w:val="on"/>
         </w:trPr>
         <w:tc>
-          <w:tcPr/>
+          <w:tcPr>
+            <w:tcBorders>
+              <w:bottom w:val="single" w:sz="8" w:space="0" w:color="000000"/>
+            </w:tcBorders>
+            <w:shd w:val="clear" w:color="auto" w:fill="E7E6E6"/>
+            <w:vAlign w:val="center"/>
+          </w:tcPr>
           <w:p>
             <w:pPr>
               <w:pStyle w:val="Compact"/>
@@ -57564,7 +58169,13 @@
           </w:p>
         </w:tc>
         <w:tc>
-          <w:tcPr/>
+          <w:tcPr>
+            <w:tcBorders>
+              <w:bottom w:val="single" w:sz="8" w:space="0" w:color="000000"/>
+            </w:tcBorders>
+            <w:shd w:val="clear" w:color="auto" w:fill="E7E6E6"/>
+            <w:vAlign w:val="center"/>
+          </w:tcPr>
           <w:p>
             <w:pPr>
               <w:pStyle w:val="Compact"/>
@@ -57581,7 +58192,13 @@
           </w:p>
         </w:tc>
         <w:tc>
-          <w:tcPr/>
+          <w:tcPr>
+            <w:tcBorders>
+              <w:bottom w:val="single" w:sz="8" w:space="0" w:color="000000"/>
+            </w:tcBorders>
+            <w:shd w:val="clear" w:color="auto" w:fill="E7E6E6"/>
+            <w:vAlign w:val="center"/>
+          </w:tcPr>
           <w:p>
             <w:pPr>
               <w:pStyle w:val="Compact"/>
@@ -57598,7 +58215,13 @@
           </w:p>
         </w:tc>
         <w:tc>
-          <w:tcPr/>
+          <w:tcPr>
+            <w:tcBorders>
+              <w:bottom w:val="single" w:sz="8" w:space="0" w:color="000000"/>
+            </w:tcBorders>
+            <w:shd w:val="clear" w:color="auto" w:fill="E7E6E6"/>
+            <w:vAlign w:val="center"/>
+          </w:tcPr>
           <w:p>
             <w:pPr>
               <w:pStyle w:val="Compact"/>
@@ -57615,7 +58238,13 @@
           </w:p>
         </w:tc>
         <w:tc>
-          <w:tcPr/>
+          <w:tcPr>
+            <w:tcBorders>
+              <w:bottom w:val="single" w:sz="8" w:space="0" w:color="000000"/>
+            </w:tcBorders>
+            <w:shd w:val="clear" w:color="auto" w:fill="E7E6E6"/>
+            <w:vAlign w:val="center"/>
+          </w:tcPr>
           <w:p>
             <w:pPr>
               <w:pStyle w:val="Compact"/>
@@ -57633,6 +58262,9 @@
         </w:tc>
       </w:tr>
       <w:tr>
+        <w:trPr>
+          <w:cantSplit/>
+        </w:trPr>
         <w:tc>
           <w:tcPr/>
           <w:p>
@@ -57724,6 +58356,9 @@
         </w:tc>
       </w:tr>
       <w:tr>
+        <w:trPr>
+          <w:cantSplit/>
+        </w:trPr>
         <w:tc>
           <w:tcPr/>
           <w:p>
@@ -57865,6 +58500,9 @@
         </w:tc>
       </w:tr>
       <w:tr>
+        <w:trPr>
+          <w:cantSplit/>
+        </w:trPr>
         <w:tc>
           <w:tcPr/>
           <w:p>
@@ -57988,6 +58626,9 @@
         </w:tc>
       </w:tr>
       <w:tr>
+        <w:trPr>
+          <w:cantSplit/>
+        </w:trPr>
         <w:tc>
           <w:tcPr/>
           <w:p>
@@ -58079,6 +58720,9 @@
         </w:tc>
       </w:tr>
       <w:tr>
+        <w:trPr>
+          <w:cantSplit/>
+        </w:trPr>
         <w:tc>
           <w:tcPr/>
           <w:p>
@@ -58194,6 +58838,9 @@
         </w:tc>
       </w:tr>
       <w:tr>
+        <w:trPr>
+          <w:cantSplit/>
+        </w:trPr>
         <w:tc>
           <w:tcPr/>
           <w:p>
@@ -58273,6 +58920,9 @@
         </w:tc>
       </w:tr>
       <w:tr>
+        <w:trPr>
+          <w:cantSplit/>
+        </w:trPr>
         <w:tc>
           <w:tcPr/>
           <w:p>
@@ -58352,6 +59002,9 @@
         </w:tc>
       </w:tr>
       <w:tr>
+        <w:trPr>
+          <w:cantSplit/>
+        </w:trPr>
         <w:tc>
           <w:tcPr/>
           <w:p>
@@ -58429,6 +59082,9 @@
         </w:tc>
       </w:tr>
       <w:tr>
+        <w:trPr>
+          <w:cantSplit/>
+        </w:trPr>
         <w:tc>
           <w:tcPr/>
           <w:p>
@@ -58531,8 +59187,8 @@
         <w:t xml:space="preserve">These are functional unit and integration tests in which the blockchain is mocked. They provide initial evidence for SRQ1–SRQ4 and for the first SRQ5 checks, but they are not yet the complete valid, negative and adversarial scenario set of Algorithm 6. Negative cases still to be added in Stage 2 include insufficient approvals at the data-release gate, a duplicate approval attempt, an out-of-scope request submitted directly to the service interface, and a request with a mismatched declared purpose.</w:t>
       </w:r>
     </w:p>
-    <w:bookmarkEnd w:id="155"/>
-    <w:bookmarkStart w:id="156" w:name="on-chain-evidence"/>
+    <w:bookmarkEnd w:id="158"/>
+    <w:bookmarkStart w:id="159" w:name="on-chain-evidence"/>
     <w:p>
       <w:pPr>
         <w:pStyle w:val="Heading2"/>
@@ -58599,10 +59255,17 @@
       </w:tblGrid>
       <w:tr>
         <w:trPr>
+          <w:cantSplit/>
           <w:tblHeader w:val="on"/>
         </w:trPr>
         <w:tc>
-          <w:tcPr/>
+          <w:tcPr>
+            <w:tcBorders>
+              <w:bottom w:val="single" w:sz="8" w:space="0" w:color="000000"/>
+            </w:tcBorders>
+            <w:shd w:val="clear" w:color="auto" w:fill="E7E6E6"/>
+            <w:vAlign w:val="center"/>
+          </w:tcPr>
           <w:p>
             <w:pPr>
               <w:pStyle w:val="Compact"/>
@@ -58619,7 +59282,13 @@
           </w:p>
         </w:tc>
         <w:tc>
-          <w:tcPr/>
+          <w:tcPr>
+            <w:tcBorders>
+              <w:bottom w:val="single" w:sz="8" w:space="0" w:color="000000"/>
+            </w:tcBorders>
+            <w:shd w:val="clear" w:color="auto" w:fill="E7E6E6"/>
+            <w:vAlign w:val="center"/>
+          </w:tcPr>
           <w:p>
             <w:pPr>
               <w:pStyle w:val="Compact"/>
@@ -58636,7 +59305,13 @@
           </w:p>
         </w:tc>
         <w:tc>
-          <w:tcPr/>
+          <w:tcPr>
+            <w:tcBorders>
+              <w:bottom w:val="single" w:sz="8" w:space="0" w:color="000000"/>
+            </w:tcBorders>
+            <w:shd w:val="clear" w:color="auto" w:fill="E7E6E6"/>
+            <w:vAlign w:val="center"/>
+          </w:tcPr>
           <w:p>
             <w:pPr>
               <w:pStyle w:val="Compact"/>
@@ -58654,6 +59329,9 @@
         </w:tc>
       </w:tr>
       <w:tr>
+        <w:trPr>
+          <w:cantSplit/>
+        </w:trPr>
         <w:tc>
           <w:tcPr/>
           <w:p>
@@ -58701,6 +59379,9 @@
         </w:tc>
       </w:tr>
       <w:tr>
+        <w:trPr>
+          <w:cantSplit/>
+        </w:trPr>
         <w:tc>
           <w:tcPr/>
           <w:p>
@@ -58748,6 +59429,9 @@
         </w:tc>
       </w:tr>
       <w:tr>
+        <w:trPr>
+          <w:cantSplit/>
+        </w:trPr>
         <w:tc>
           <w:tcPr/>
           <w:p>
@@ -58795,6 +59479,9 @@
         </w:tc>
       </w:tr>
       <w:tr>
+        <w:trPr>
+          <w:cantSplit/>
+        </w:trPr>
         <w:tc>
           <w:tcPr/>
           <w:p>
@@ -58842,8 +59529,8 @@
         </w:tc>
       </w:tr>
     </w:tbl>
-    <w:bookmarkEnd w:id="156"/>
-    <w:bookmarkStart w:id="157" w:name="implementation-status-and-limitations"/>
+    <w:bookmarkEnd w:id="159"/>
+    <w:bookmarkStart w:id="160" w:name="implementation-status-and-limitations"/>
     <w:p>
       <w:pPr>
         <w:pStyle w:val="Heading2"/>
@@ -59048,9 +59735,9 @@
         <w:t xml:space="preserve">Author action: retake Figures 13–17 from prototype v1.1 so the screenshots match the current code.</w:t>
       </w:r>
     </w:p>
-    <w:bookmarkEnd w:id="157"/>
-    <w:bookmarkEnd w:id="158"/>
-    <w:bookmarkStart w:id="165" w:name="current-progress-status"/>
+    <w:bookmarkEnd w:id="160"/>
+    <w:bookmarkEnd w:id="161"/>
+    <w:bookmarkStart w:id="168" w:name="current-progress-status"/>
     <w:p>
       <w:pPr>
         <w:pStyle w:val="Heading1"/>
@@ -59074,7 +59761,7 @@
         <w:t xml:space="preserve">Current Progress Status</w:t>
       </w:r>
     </w:p>
-    <w:bookmarkStart w:id="159" w:name="X14610c74215ca842dde591adf203c91218a1a96"/>
+    <w:bookmarkStart w:id="162" w:name="X14610c74215ca842dde591adf203c91218a1a96"/>
     <w:p>
       <w:pPr>
         <w:pStyle w:val="Heading2"/>
@@ -59585,8 +60272,8 @@
         <w:t xml:space="preserve">This provides a conceptual basis for dynamic access decisions and allows subsequent authorisation conditions to be evaluated consistently.</w:t>
       </w:r>
     </w:p>
-    <w:bookmarkEnd w:id="159"/>
-    <w:bookmarkStart w:id="160" w:name="X559e9df15ebd031f98715062b5b54bf7a8f1d60"/>
+    <w:bookmarkEnd w:id="162"/>
+    <w:bookmarkStart w:id="163" w:name="X559e9df15ebd031f98715062b5b54bf7a8f1d60"/>
     <w:p>
       <w:pPr>
         <w:pStyle w:val="Heading2"/>
@@ -60243,8 +60930,8 @@
         <w:t xml:space="preserve">In the prototype, guardian approvals are EIP-712 signatures verified by public-key recovery; a wrong guardian, a wrong consent identifier or a missing signature is rejected (Table 9, T1).</w:t>
       </w:r>
     </w:p>
-    <w:bookmarkEnd w:id="160"/>
-    <w:bookmarkStart w:id="161" w:name="Xf706e6be99deea6c1433defe6c0978157a655ed"/>
+    <w:bookmarkEnd w:id="163"/>
+    <w:bookmarkStart w:id="164" w:name="Xf706e6be99deea6c1433defe6c0978157a655ed"/>
     <w:p>
       <w:pPr>
         <w:pStyle w:val="Heading2"/>
@@ -61424,8 +62111,8 @@
         <w:t xml:space="preserve">This provides preliminary evidence that the proposed framework can enforce collective rather than unilateral authorisation.</w:t>
       </w:r>
     </w:p>
-    <w:bookmarkEnd w:id="161"/>
-    <w:bookmarkStart w:id="162" w:name="X8600b2f76ef27bbd75c7c71838aa9377b2ebdb3"/>
+    <w:bookmarkEnd w:id="164"/>
+    <w:bookmarkStart w:id="165" w:name="X8600b2f76ef27bbd75c7c71838aa9377b2ebdb3"/>
     <w:p>
       <w:pPr>
         <w:pStyle w:val="Heading2"/>
@@ -62066,8 +62753,8 @@
         <w:t xml:space="preserve">) and routing data release through the full decision matrix are scheduled for Stage 2 (Section 6.4.1).</w:t>
       </w:r>
     </w:p>
-    <w:bookmarkEnd w:id="162"/>
-    <w:bookmarkStart w:id="163" w:name="X8e6146f09fe285d619620b5d8a35865b7344e11"/>
+    <w:bookmarkEnd w:id="165"/>
+    <w:bookmarkStart w:id="166" w:name="X8e6146f09fe285d619620b5d8a35865b7344e11"/>
     <w:p>
       <w:pPr>
         <w:pStyle w:val="Heading2"/>
@@ -62575,8 +63262,8 @@
         <w:t xml:space="preserve">The expected outcome is a lifecycle-aware consent mechanism capable of rejecting access after expiration or revocation and preventing unauthorised lifecycle transitions. This work will constitute a major component of next stage.</w:t>
       </w:r>
     </w:p>
-    <w:bookmarkEnd w:id="163"/>
-    <w:bookmarkStart w:id="164" w:name="Xd9cfcdd9e757a6720ff3496d27d05dcd5fd4592"/>
+    <w:bookmarkEnd w:id="166"/>
+    <w:bookmarkStart w:id="167" w:name="Xd9cfcdd9e757a6720ff3496d27d05dcd5fd4592"/>
     <w:p>
       <w:pPr>
         <w:pStyle w:val="Heading2"/>
@@ -63210,9 +63897,9 @@
         <w:t xml:space="preserve">The remaining security assurance and comprehensive empirical evaluation will be conducted in next stage. These activities will include policy-violation scenarios, temporal expiration, revocation, invalid lifecycle transitions, formal security properties, and broader experimental validation.</w:t>
       </w:r>
     </w:p>
-    <w:bookmarkEnd w:id="164"/>
-    <w:bookmarkEnd w:id="165"/>
-    <w:bookmarkStart w:id="166" w:name="publications-summary"/>
+    <w:bookmarkEnd w:id="167"/>
+    <w:bookmarkEnd w:id="168"/>
+    <w:bookmarkStart w:id="169" w:name="publications-summary"/>
     <w:p>
       <w:pPr>
         <w:pStyle w:val="Heading1"/>
@@ -63296,10 +63983,17 @@
       </w:tblGrid>
       <w:tr>
         <w:trPr>
+          <w:cantSplit/>
           <w:tblHeader w:val="on"/>
         </w:trPr>
         <w:tc>
-          <w:tcPr/>
+          <w:tcPr>
+            <w:tcBorders>
+              <w:bottom w:val="single" w:sz="8" w:space="0" w:color="000000"/>
+            </w:tcBorders>
+            <w:shd w:val="clear" w:color="auto" w:fill="E7E6E6"/>
+            <w:vAlign w:val="center"/>
+          </w:tcPr>
           <w:p>
             <w:pPr>
               <w:pStyle w:val="Compact"/>
@@ -63315,7 +64009,13 @@
           </w:p>
         </w:tc>
         <w:tc>
-          <w:tcPr/>
+          <w:tcPr>
+            <w:tcBorders>
+              <w:bottom w:val="single" w:sz="8" w:space="0" w:color="000000"/>
+            </w:tcBorders>
+            <w:shd w:val="clear" w:color="auto" w:fill="E7E6E6"/>
+            <w:vAlign w:val="center"/>
+          </w:tcPr>
           <w:p>
             <w:pPr>
               <w:pStyle w:val="Compact"/>
@@ -63331,7 +64031,13 @@
           </w:p>
         </w:tc>
         <w:tc>
-          <w:tcPr/>
+          <w:tcPr>
+            <w:tcBorders>
+              <w:bottom w:val="single" w:sz="8" w:space="0" w:color="000000"/>
+            </w:tcBorders>
+            <w:shd w:val="clear" w:color="auto" w:fill="E7E6E6"/>
+            <w:vAlign w:val="center"/>
+          </w:tcPr>
           <w:p>
             <w:pPr>
               <w:pStyle w:val="Compact"/>
@@ -63347,7 +64053,13 @@
           </w:p>
         </w:tc>
         <w:tc>
-          <w:tcPr/>
+          <w:tcPr>
+            <w:tcBorders>
+              <w:bottom w:val="single" w:sz="8" w:space="0" w:color="000000"/>
+            </w:tcBorders>
+            <w:shd w:val="clear" w:color="auto" w:fill="E7E6E6"/>
+            <w:vAlign w:val="center"/>
+          </w:tcPr>
           <w:p>
             <w:pPr>
               <w:pStyle w:val="Compact"/>
@@ -63364,6 +64076,9 @@
         </w:tc>
       </w:tr>
       <w:tr>
+        <w:trPr>
+          <w:cantSplit/>
+        </w:trPr>
         <w:tc>
           <w:tcPr/>
           <w:p>
@@ -63467,6 +64182,9 @@
         </w:tc>
       </w:tr>
       <w:tr>
+        <w:trPr>
+          <w:cantSplit/>
+        </w:trPr>
         <w:tc>
           <w:tcPr/>
           <w:p>
@@ -63540,6 +64258,9 @@
         </w:tc>
       </w:tr>
       <w:tr>
+        <w:trPr>
+          <w:cantSplit/>
+        </w:trPr>
         <w:tc>
           <w:tcPr/>
           <w:p>
@@ -63642,8 +64363,8 @@
         <w:t xml:space="preserve">The publication strategy is aligned with the progression of the research. The current stage work establishes the conceptual and technical foundation, while the next stage work will strengthen the framework through formal analysis and comprehensive empirical validation.</w:t>
       </w:r>
     </w:p>
-    <w:bookmarkEnd w:id="166"/>
-    <w:bookmarkStart w:id="169" w:name="research-plan"/>
+    <w:bookmarkEnd w:id="169"/>
+    <w:bookmarkStart w:id="172" w:name="research-plan"/>
     <w:p>
       <w:pPr>
         <w:pStyle w:val="Heading1"/>
@@ -63675,7 +64396,7 @@
         <w:t xml:space="preserve">The research plan is divided into two major stages corresponding to current and next stage.</w:t>
       </w:r>
     </w:p>
-    <w:bookmarkStart w:id="167" w:name="current-stage-completed-and-current-work"/>
+    <w:bookmarkStart w:id="170" w:name="current-stage-completed-and-current-work"/>
     <w:p>
       <w:pPr>
         <w:pStyle w:val="Heading2"/>
@@ -63729,8 +64450,8 @@
         <w:t xml:space="preserve">RO1–RO4 have been implemented at prototype level and initially validated through the HALAH prototype (Chapter 7), and a first version of RO5 (expiry and revocation) is already operational.</w:t>
       </w:r>
     </w:p>
-    <w:bookmarkEnd w:id="167"/>
-    <w:bookmarkStart w:id="168" w:name="next-stage-planned-work"/>
+    <w:bookmarkEnd w:id="170"/>
+    <w:bookmarkStart w:id="171" w:name="next-stage-planned-work"/>
     <w:p>
       <w:pPr>
         <w:pStyle w:val="Heading2"/>
@@ -63978,10 +64699,17 @@
       </w:tblGrid>
       <w:tr>
         <w:trPr>
+          <w:cantSplit/>
           <w:tblHeader w:val="on"/>
         </w:trPr>
         <w:tc>
-          <w:tcPr/>
+          <w:tcPr>
+            <w:tcBorders>
+              <w:bottom w:val="single" w:sz="8" w:space="0" w:color="000000"/>
+            </w:tcBorders>
+            <w:shd w:val="clear" w:color="auto" w:fill="E7E6E6"/>
+            <w:vAlign w:val="center"/>
+          </w:tcPr>
           <w:p>
             <w:pPr>
               <w:pStyle w:val="Compact"/>
@@ -63997,7 +64725,13 @@
           </w:p>
         </w:tc>
         <w:tc>
-          <w:tcPr/>
+          <w:tcPr>
+            <w:tcBorders>
+              <w:bottom w:val="single" w:sz="8" w:space="0" w:color="000000"/>
+            </w:tcBorders>
+            <w:shd w:val="clear" w:color="auto" w:fill="E7E6E6"/>
+            <w:vAlign w:val="center"/>
+          </w:tcPr>
           <w:p>
             <w:pPr>
               <w:pStyle w:val="Compact"/>
@@ -64013,7 +64747,13 @@
           </w:p>
         </w:tc>
         <w:tc>
-          <w:tcPr/>
+          <w:tcPr>
+            <w:tcBorders>
+              <w:bottom w:val="single" w:sz="8" w:space="0" w:color="000000"/>
+            </w:tcBorders>
+            <w:shd w:val="clear" w:color="auto" w:fill="E7E6E6"/>
+            <w:vAlign w:val="center"/>
+          </w:tcPr>
           <w:p>
             <w:pPr>
               <w:pStyle w:val="Compact"/>
@@ -64030,6 +64770,9 @@
         </w:tc>
       </w:tr>
       <w:tr>
+        <w:trPr>
+          <w:cantSplit/>
+        </w:trPr>
         <w:tc>
           <w:tcPr/>
           <w:p>
@@ -64078,6 +64821,9 @@
         </w:tc>
       </w:tr>
       <w:tr>
+        <w:trPr>
+          <w:cantSplit/>
+        </w:trPr>
         <w:tc>
           <w:tcPr/>
           <w:p>
@@ -64126,6 +64872,9 @@
         </w:tc>
       </w:tr>
       <w:tr>
+        <w:trPr>
+          <w:cantSplit/>
+        </w:trPr>
         <w:tc>
           <w:tcPr/>
           <w:p>
@@ -64174,6 +64923,9 @@
         </w:tc>
       </w:tr>
       <w:tr>
+        <w:trPr>
+          <w:cantSplit/>
+        </w:trPr>
         <w:tc>
           <w:tcPr/>
           <w:p>
@@ -64450,9 +65202,9 @@
         <w:t xml:space="preserve">that trust should no longer apply.</w:t>
       </w:r>
     </w:p>
-    <w:bookmarkEnd w:id="168"/>
-    <w:bookmarkEnd w:id="169"/>
-    <w:bookmarkStart w:id="170" w:name="references"/>
+    <w:bookmarkEnd w:id="171"/>
+    <w:bookmarkEnd w:id="172"/>
+    <w:bookmarkStart w:id="173" w:name="references"/>
     <w:p>
       <w:pPr>
         <w:pStyle w:val="Heading1"/>
@@ -65621,7 +66373,7 @@
         <w:t xml:space="preserve">[42] W3C. Verifiable Credentials Data Model v2.0. W3C Recommendation, 2025. https://www.w3.org/TR/vc-data-model-2.0/.</w:t>
       </w:r>
     </w:p>
-    <w:bookmarkEnd w:id="170"/>
+    <w:bookmarkEnd w:id="173"/>
     <w:sectPr>
       <w:footnotePr>
         <w:numRestart w:val="eachSect"/>
@@ -70105,9 +70857,9 @@
         <w:insideV w:color="000000" w:space="0" w:sz="4" w:val="single"/>
       </w:tblBorders>
       <w:tblCellMar>
-        <w:top w:type="dxa" w:w="0"/>
+        <w:top w:type="dxa" w:w="40"/>
         <w:left w:type="dxa" w:w="108"/>
-        <w:bottom w:type="dxa" w:w="0"/>
+        <w:bottom w:type="dxa" w:w="40"/>
         <w:right w:type="dxa" w:w="108"/>
       </w:tblCellMar>
     </w:tblPr>

--- a/review/word/Yasir_CA2_Report_REDLINE.docx
+++ b/review/word/Yasir_CA2_Report_REDLINE.docx
@@ -1406,14 +1406,14 @@
       <w:r>
         <w:drawing>
           <wp:inline>
-            <wp:extent cx="5753100" cy="2741910"/>
+            <wp:extent cx="5465445" cy="3370858"/>
             <wp:effectExtent b="0" l="0" r="0" t="0"/>
             <wp:docPr descr="Figure 1: SLR Search String Definition" title="" id="17" name="Picture"/>
             <a:graphic>
               <a:graphicData uri="http://schemas.openxmlformats.org/drawingml/2006/picture">
                 <pic:pic>
                   <pic:nvPicPr>
-                    <pic:cNvPr descr="media_bw/fig01.png" id="18" name="Picture"/>
+                    <pic:cNvPr descr="media/fig01.png" id="18" name="Picture"/>
                     <pic:cNvPicPr>
                       <a:picLocks noChangeArrowheads="1" noChangeAspect="1"/>
                     </pic:cNvPicPr>
@@ -1427,7 +1427,7 @@
                   <pic:spPr bwMode="auto">
                     <a:xfrm>
                       <a:off x="0" y="0"/>
-                      <a:ext cx="5753100" cy="2741910"/>
+                      <a:ext cx="5465445" cy="3370858"/>
                     </a:xfrm>
                     <a:prstGeom prst="rect">
                       <a:avLst/>
@@ -1454,17 +1454,6 @@
         <w:t xml:space="preserve">Figure 1: SLR Search String Definition</w:t>
       </w:r>
     </w:p>
-    <w:p>
-      <w:pPr>
-        <w:pStyle w:val="ReviewerNotePara"/>
-      </w:pPr>
-      <w:r>
-        <w:rPr>
-          <w:rStyle w:val="ReviewerNote"/>
-        </w:rPr>
-        <w:t xml:space="preserve">Figure redrawn in black and white for print; steps, labels and connections unchanged.</w:t>
-      </w:r>
-    </w:p>
     <w:bookmarkEnd w:id="19"/>
     <w:bookmarkStart w:id="20" w:name="search-period-and-search-execution"/>
     <w:p>
@@ -1904,14 +1893,14 @@
       <w:r>
         <w:drawing>
           <wp:inline>
-            <wp:extent cx="5753100" cy="3499976"/>
+            <wp:extent cx="5753100" cy="2898564"/>
             <wp:effectExtent b="0" l="0" r="0" t="0"/>
             <wp:docPr descr="Figure 2: PRISMA Study Selection Summary" title="" id="23" name="Picture"/>
             <a:graphic>
               <a:graphicData uri="http://schemas.openxmlformats.org/drawingml/2006/picture">
                 <pic:pic>
                   <pic:nvPicPr>
-                    <pic:cNvPr descr="media_bw/fig02.png" id="24" name="Picture"/>
+                    <pic:cNvPr descr="media_col/fig02.png" id="24" name="Picture"/>
                     <pic:cNvPicPr>
                       <a:picLocks noChangeArrowheads="1" noChangeAspect="1"/>
                     </pic:cNvPicPr>
@@ -1925,7 +1914,7 @@
                   <pic:spPr bwMode="auto">
                     <a:xfrm>
                       <a:off x="0" y="0"/>
-                      <a:ext cx="5753100" cy="3499976"/>
+                      <a:ext cx="5753100" cy="2898564"/>
                     </a:xfrm>
                     <a:prstGeom prst="rect">
                       <a:avLst/>
@@ -1960,7 +1949,7 @@
         <w:rPr>
           <w:rStyle w:val="ReviewerNote"/>
         </w:rPr>
-        <w:t xml:space="preserve">Figure redrawn in black and white; boxes, counts and wording unchanged, except</w:t>
+        <w:t xml:space="preserve">Figure re-drawn in the same design and colours; boxes and counts unchanged. Fix:</w:t>
       </w:r>
       <w:r>
         <w:rPr>
@@ -2008,7 +1997,7 @@
         <w:rPr>
           <w:rStyle w:val="ReviewerNote"/>
         </w:rPr>
-        <w:t xml:space="preserve">inside the diagram (Australian spelling).</w:t>
+        <w:t xml:space="preserve">(Australian spelling).</w:t>
       </w:r>
     </w:p>
     <w:p>
@@ -13683,14 +13672,14 @@
       <w:r>
         <w:drawing>
           <wp:inline>
-            <wp:extent cx="5753100" cy="5261416"/>
+            <wp:extent cx="5753100" cy="5228452"/>
             <wp:effectExtent b="0" l="0" r="0" t="0"/>
             <wp:docPr descr="Figure 3: Layered MVC Architecture and Component Decomposition of the HALAH Framework" title="" id="59" name="Picture"/>
             <a:graphic>
               <a:graphicData uri="http://schemas.openxmlformats.org/drawingml/2006/picture">
                 <pic:pic>
                   <pic:nvPicPr>
-                    <pic:cNvPr descr="media_bw/fig03.png" id="60" name="Picture"/>
+                    <pic:cNvPr descr="media_col/fig03.png" id="60" name="Picture"/>
                     <pic:cNvPicPr>
                       <a:picLocks noChangeArrowheads="1" noChangeAspect="1"/>
                     </pic:cNvPicPr>
@@ -13704,7 +13693,7 @@
                   <pic:spPr bwMode="auto">
                     <a:xfrm>
                       <a:off x="0" y="0"/>
-                      <a:ext cx="5753100" cy="5261416"/>
+                      <a:ext cx="5753100" cy="5228452"/>
                     </a:xfrm>
                     <a:prstGeom prst="rect">
                       <a:avLst/>
@@ -13739,7 +13728,31 @@
         <w:rPr>
           <w:rStyle w:val="ReviewerNote"/>
         </w:rPr>
-        <w:t xml:space="preserve">Figure redrawn in black and white as three labelled columns (View, Controller, Model) so that every label is readable at print size; components and connections unchanged.</w:t>
+        <w:t xml:space="preserve">Figure re-drawn in the same colours (purple components, yellow layers) as three labelled columns (View, Controller, Model), so every label can be read at print size and the</w:t>
+      </w:r>
+      <w:r>
+        <w:rPr>
+          <w:rStyle w:val="ReviewerNote"/>
+        </w:rPr>
+        <w:t xml:space="preserve"> </w:t>
+      </w:r>
+      <w:r>
+        <w:rPr>
+          <w:rStyle w:val="ReviewerNote"/>
+        </w:rPr>
+        <w:t xml:space="preserve">‘MODEL LAYER’</w:t>
+      </w:r>
+      <w:r>
+        <w:rPr>
+          <w:rStyle w:val="ReviewerNote"/>
+        </w:rPr>
+        <w:t xml:space="preserve"> </w:t>
+      </w:r>
+      <w:r>
+        <w:rPr>
+          <w:rStyle w:val="ReviewerNote"/>
+        </w:rPr>
+        <w:t xml:space="preserve">title is no longer covered; components and connections unchanged.</w:t>
       </w:r>
     </w:p>
     <w:bookmarkStart w:id="64" w:name="mvc-component-decomposition"/>
@@ -15259,14 +15272,14 @@
       <w:r>
         <w:drawing>
           <wp:inline>
-            <wp:extent cx="3300984" cy="7074844"/>
+            <wp:extent cx="2880360" cy="7676010"/>
             <wp:effectExtent b="0" l="0" r="0" t="0"/>
             <wp:docPr descr="Figure 5: Trust Predicate Evaluation and Authorisation Decision Flow" title="" id="66" name="Picture"/>
             <a:graphic>
               <a:graphicData uri="http://schemas.openxmlformats.org/drawingml/2006/picture">
                 <pic:pic>
                   <pic:nvPicPr>
-                    <pic:cNvPr descr="media_bw/fig05.png" id="67" name="Picture"/>
+                    <pic:cNvPr descr="media_col/fig05.png" id="67" name="Picture"/>
                     <pic:cNvPicPr>
                       <a:picLocks noChangeArrowheads="1" noChangeAspect="1"/>
                     </pic:cNvPicPr>
@@ -15280,7 +15293,7 @@
                   <pic:spPr bwMode="auto">
                     <a:xfrm>
                       <a:off x="0" y="0"/>
-                      <a:ext cx="3300984" cy="7074844"/>
+                      <a:ext cx="2880360" cy="7676010"/>
                     </a:xfrm>
                     <a:prstGeom prst="rect">
                       <a:avLst/>
@@ -15315,7 +15328,75 @@
         <w:rPr>
           <w:rStyle w:val="ReviewerNote"/>
         </w:rPr>
-        <w:t xml:space="preserve">Figure redrawn in black and white for print; steps, labels and connections unchanged.</w:t>
+        <w:t xml:space="preserve">Figure re-drawn in the same design and colours. Fix:</w:t>
+      </w:r>
+      <w:r>
+        <w:rPr>
+          <w:rStyle w:val="ReviewerNote"/>
+        </w:rPr>
+        <w:t xml:space="preserve"> </w:t>
+      </w:r>
+      <w:r>
+        <w:rPr>
+          <w:rStyle w:val="ReviewerNote"/>
+        </w:rPr>
+        <w:t xml:space="preserve">‘V_I(u)’</w:t>
+      </w:r>
+      <w:r>
+        <w:rPr>
+          <w:rStyle w:val="ReviewerNote"/>
+        </w:rPr>
+        <w:t xml:space="preserve">,</w:t>
+      </w:r>
+      <w:r>
+        <w:rPr>
+          <w:rStyle w:val="ReviewerNote"/>
+        </w:rPr>
+        <w:t xml:space="preserve"> </w:t>
+      </w:r>
+      <w:r>
+        <w:rPr>
+          <w:rStyle w:val="ReviewerNote"/>
+        </w:rPr>
+        <w:t xml:space="preserve">‘V_A(C)’</w:t>
+      </w:r>
+      <w:r>
+        <w:rPr>
+          <w:rStyle w:val="ReviewerNote"/>
+        </w:rPr>
+        <w:t xml:space="preserve"> </w:t>
+      </w:r>
+      <w:r>
+        <w:rPr>
+          <w:rStyle w:val="ReviewerNote"/>
+        </w:rPr>
+        <w:t xml:space="preserve">… written as proper subscripts V</w:t>
+      </w:r>
+      <w:r>
+        <w:rPr>
+          <w:rStyle w:val="ReviewerNote"/>
+          <w:vertAlign w:val="subscript"/>
+        </w:rPr>
+        <w:t xml:space="preserve">I</w:t>
+      </w:r>
+      <w:r>
+        <w:rPr>
+          <w:rStyle w:val="ReviewerNote"/>
+        </w:rPr>
+        <w:t xml:space="preserve">(u), V</w:t>
+      </w:r>
+      <w:r>
+        <w:rPr>
+          <w:rStyle w:val="ReviewerNote"/>
+          <w:vertAlign w:val="subscript"/>
+        </w:rPr>
+        <w:t xml:space="preserve">A</w:t>
+      </w:r>
+      <w:r>
+        <w:rPr>
+          <w:rStyle w:val="ReviewerNote"/>
+        </w:rPr>
+        <w:t xml:space="preserve">(C) …, matching the equations.</w:t>
       </w:r>
     </w:p>
     <w:p>
@@ -16407,14 +16488,14 @@
       <w:r>
         <w:drawing>
           <wp:inline>
-            <wp:extent cx="2505456" cy="7676543"/>
+            <wp:extent cx="2121408" cy="7666389"/>
             <wp:effectExtent b="0" l="0" r="0" t="0"/>
             <wp:docPr descr="Figure 6: End-to-End Workflow of Trust-Oriented Consent AuthorizationAuthorisation Framework" title="" id="73" name="Picture"/>
             <a:graphic>
               <a:graphicData uri="http://schemas.openxmlformats.org/drawingml/2006/picture">
                 <pic:pic>
                   <pic:nvPicPr>
-                    <pic:cNvPr descr="media_bw/fig06.png" id="74" name="Picture"/>
+                    <pic:cNvPr descr="media_col/fig06.png" id="74" name="Picture"/>
                     <pic:cNvPicPr>
                       <a:picLocks noChangeArrowheads="1" noChangeAspect="1"/>
                     </pic:cNvPicPr>
@@ -16428,7 +16509,7 @@
                   <pic:spPr bwMode="auto">
                     <a:xfrm>
                       <a:off x="0" y="0"/>
-                      <a:ext cx="2505456" cy="7676543"/>
+                      <a:ext cx="2121408" cy="7666389"/>
                     </a:xfrm>
                     <a:prstGeom prst="rect">
                       <a:avLst/>
@@ -16484,7 +16565,7 @@
         <w:rPr>
           <w:rStyle w:val="ReviewerNote"/>
         </w:rPr>
-        <w:t xml:space="preserve">Figure redrawn in black and white; steps and branches unchanged, except the node</w:t>
+        <w:t xml:space="preserve">Figure re-drawn in the same design and colours; steps and branches unchanged. Fix:</w:t>
       </w:r>
       <w:r>
         <w:rPr>
@@ -27350,7 +27431,7 @@
       <w:r>
         <w:drawing>
           <wp:inline>
-            <wp:extent cx="4416552" cy="7572102"/>
+            <wp:extent cx="4480560" cy="7681842"/>
             <wp:effectExtent b="0" l="0" r="0" t="0"/>
             <wp:docPr descr="Figure 8: RO2 workflow for decentralised identity and authority verification" title="" id="95" name="Picture"/>
             <a:graphic>
@@ -27371,7 +27452,7 @@
                   <pic:spPr bwMode="auto">
                     <a:xfrm>
                       <a:off x="0" y="0"/>
-                      <a:ext cx="4416552" cy="7572102"/>
+                      <a:ext cx="4480560" cy="7681842"/>
                     </a:xfrm>
                     <a:prstGeom prst="rect">
                       <a:avLst/>

--- a/review/word/Yasir_CA2_Report_REDLINE.docx
+++ b/review/word/Yasir_CA2_Report_REDLINE.docx
@@ -13672,7 +13672,7 @@
       <w:r>
         <w:drawing>
           <wp:inline>
-            <wp:extent cx="5753100" cy="5228452"/>
+            <wp:extent cx="5753100" cy="5884501"/>
             <wp:effectExtent b="0" l="0" r="0" t="0"/>
             <wp:docPr descr="Figure 3: Layered MVC Architecture and Component Decomposition of the HALAH Framework" title="" id="59" name="Picture"/>
             <a:graphic>
@@ -13693,7 +13693,7 @@
                   <pic:spPr bwMode="auto">
                     <a:xfrm>
                       <a:off x="0" y="0"/>
-                      <a:ext cx="5753100" cy="5228452"/>
+                      <a:ext cx="5753100" cy="5884501"/>
                     </a:xfrm>
                     <a:prstGeom prst="rect">
                       <a:avLst/>
@@ -13728,7 +13728,7 @@
         <w:rPr>
           <w:rStyle w:val="ReviewerNote"/>
         </w:rPr>
-        <w:t xml:space="preserve">Figure re-drawn in the same colours (purple components, yellow layers) as three labelled columns (View, Controller, Model), so every label can be read at print size and the</w:t>
+        <w:t xml:space="preserve">Figure re-drawn in the same design and colours (actors on top, then the View, Controller and Model layers). Fixes: every label is now readable at print size, connectors no longer run through the boxes, and the</w:t>
       </w:r>
       <w:r>
         <w:rPr>
@@ -13769,19 +13769,62 @@
         <w:pStyle w:val="FirstParagraph"/>
       </w:pPr>
       <w:r>
-        <w:t xml:space="preserve">The three architectural layers are further decomposed into functional components, each corresponding to a distinct responsibility within the trust-oriented authorisation process.</w:t>
-      </w:r>
-      <w:r>
-        <w:t xml:space="preserve"> </w:t>
-      </w:r>
-      <w:r>
-        <w:rPr>
-          <w:rStyle w:val="DeletedText"/>
-        </w:rPr>
-        <w:t xml:space="preserve">Figure 4 presents this decomposition.</w:t>
-      </w:r>
-      <w:r>
-        <w:t xml:space="preserve">The View is decomposed according to the principal stakeholder roles. The patient interface supports consent specification and consent-related actions. The guardian or other authorised-participant interface supports independent approval. The healthcare professional interface supports authorised data-access requests. The auditor interface supports inspection of authorisation evidence and audit history. These interfaces represent different interaction responsibilities but share the same architectural principle: none of them independently determines whether access should be granted.</w:t>
+        <w:t xml:space="preserve">The three architectural layers are further decomposed into functional components, each corresponding to a distinct responsibility within the trust-oriented authorisation process. Figure 4 presents this decomposition. The View is decomposed according to the principal stakeholder roles. The patient interface supports consent specification and consent-related actions. The guardian or other authorised-participant interface supports independent approval. The healthcare professional interface supports authorised data-access requests. The auditor interface supports inspection of authorisation evidence and audit history. These interfaces represent different interaction responsibilities but share the same architectural principle: none of them independently determines whether access should be granted.</w:t>
+      </w:r>
+    </w:p>
+    <w:p>
+      <w:pPr>
+        <w:pStyle w:val="CaptionedFigure"/>
+      </w:pPr>
+      <w:r>
+        <w:drawing>
+          <wp:inline>
+            <wp:extent cx="5753100" cy="3155240"/>
+            <wp:effectExtent b="0" l="0" r="0" t="0"/>
+            <wp:docPr descr="Figure 4: Functional Decomposition of the MVC Components" title="" id="62" name="Picture"/>
+            <a:graphic>
+              <a:graphicData uri="http://schemas.openxmlformats.org/drawingml/2006/picture">
+                <pic:pic>
+                  <pic:nvPicPr>
+                    <pic:cNvPr descr="media_col/fig04.png" id="63" name="Picture"/>
+                    <pic:cNvPicPr>
+                      <a:picLocks noChangeArrowheads="1" noChangeAspect="1"/>
+                    </pic:cNvPicPr>
+                  </pic:nvPicPr>
+                  <pic:blipFill>
+                    <a:blip r:embed="rId61"/>
+                    <a:stretch>
+                      <a:fillRect/>
+                    </a:stretch>
+                  </pic:blipFill>
+                  <pic:spPr bwMode="auto">
+                    <a:xfrm>
+                      <a:off x="0" y="0"/>
+                      <a:ext cx="5753100" cy="3155240"/>
+                    </a:xfrm>
+                    <a:prstGeom prst="rect">
+                      <a:avLst/>
+                    </a:prstGeom>
+                    <a:noFill/>
+                    <a:ln w="9525">
+                      <a:noFill/>
+                      <a:headEnd/>
+                      <a:tailEnd/>
+                    </a:ln>
+                  </pic:spPr>
+                </pic:pic>
+              </a:graphicData>
+            </a:graphic>
+          </wp:inline>
+        </w:drawing>
+      </w:r>
+    </w:p>
+    <w:p>
+      <w:pPr>
+        <w:pStyle w:val="ImageCaption"/>
+      </w:pPr>
+      <w:r>
+        <w:t xml:space="preserve">Figure 4: Functional Decomposition of the MVC Components</w:t>
       </w:r>
     </w:p>
     <w:p>
@@ -13792,85 +13835,7 @@
         <w:rPr>
           <w:rStyle w:val="ReviewerNote"/>
         </w:rPr>
-        <w:t xml:space="preserve">Delete Figure 4 (image and caption): it duplicates Figure 3 and its labels are unreadable at print size. Figures are renumbered in the CLEAN version.</w:t>
-      </w:r>
-    </w:p>
-    <w:tbl>
-      <w:tblPr>
-        <w:tblStyle w:val="FigureTable"/>
-        <w:tblW w:type="auto" w:w="0"/>
-        <w:jc w:val="center"/>
-        <w:tblLook w:firstRow="0" w:lastRow="0" w:firstColumn="0" w:lastColumn="0"/>
-      </w:tblPr>
-      <w:tblGrid>
-        <w:gridCol w:w="7920"/>
-      </w:tblGrid>
-      <w:tr>
-        <w:trPr>
-          <w:cantSplit/>
-        </w:trPr>
-        <w:tc>
-          <w:tcPr/>
-          <w:p>
-            <w:pPr>
-              <w:pStyle w:val="Compact"/>
-              <w:jc w:val="center"/>
-            </w:pPr>
-            <w:r>
-              <w:drawing>
-                <wp:inline>
-                  <wp:extent cx="5465445" cy="848345"/>
-                  <wp:effectExtent b="0" l="0" r="0" t="0"/>
-                  <wp:docPr descr="Figure 4: Functional Decomposition of the MVC Components" title="" id="62" name="Picture"/>
-                  <a:graphic>
-                    <a:graphicData uri="http://schemas.openxmlformats.org/drawingml/2006/picture">
-                      <pic:pic>
-                        <pic:nvPicPr>
-                          <pic:cNvPr descr="media/fig04.png" id="63" name="Picture"/>
-                          <pic:cNvPicPr>
-                            <a:picLocks noChangeArrowheads="1" noChangeAspect="1"/>
-                          </pic:cNvPicPr>
-                        </pic:nvPicPr>
-                        <pic:blipFill>
-                          <a:blip r:embed="rId61"/>
-                          <a:stretch>
-                            <a:fillRect/>
-                          </a:stretch>
-                        </pic:blipFill>
-                        <pic:spPr bwMode="auto">
-                          <a:xfrm>
-                            <a:off x="0" y="0"/>
-                            <a:ext cx="5465445" cy="848345"/>
-                          </a:xfrm>
-                          <a:prstGeom prst="rect">
-                            <a:avLst/>
-                          </a:prstGeom>
-                          <a:noFill/>
-                          <a:ln w="9525">
-                            <a:noFill/>
-                            <a:headEnd/>
-                            <a:tailEnd/>
-                          </a:ln>
-                        </pic:spPr>
-                      </pic:pic>
-                    </a:graphicData>
-                  </a:graphic>
-                </wp:inline>
-              </w:drawing>
-            </w:r>
-          </w:p>
-        </w:tc>
-      </w:tr>
-    </w:tbl>
-    <w:p>
-      <w:pPr>
-        <w:pStyle w:val="ImageCaption"/>
-      </w:pPr>
-      <w:r>
-        <w:rPr>
-          <w:rStyle w:val="DeletedText"/>
-        </w:rPr>
-        <w:t xml:space="preserve">Figure 4: Functional Decomposition of the MVC Components</w:t>
+        <w:t xml:space="preserve">Figure re-drawn in the same design and colours (View, Controller, Model, Protected Resource). Fix: the layers are stacked instead of one very wide row, so every label is readable at print size; components and connections unchanged.</w:t>
       </w:r>
     </w:p>
     <w:p>

--- a/review/word/Yasir_CA2_Report_REDLINE.docx
+++ b/review/word/Yasir_CA2_Report_REDLINE.docx
@@ -13672,7 +13672,7 @@
       <w:r>
         <w:drawing>
           <wp:inline>
-            <wp:extent cx="5753100" cy="5884501"/>
+            <wp:extent cx="5753100" cy="5876720"/>
             <wp:effectExtent b="0" l="0" r="0" t="0"/>
             <wp:docPr descr="Figure 3: Layered MVC Architecture and Component Decomposition of the HALAH Framework" title="" id="59" name="Picture"/>
             <a:graphic>
@@ -13693,7 +13693,7 @@
                   <pic:spPr bwMode="auto">
                     <a:xfrm>
                       <a:off x="0" y="0"/>
-                      <a:ext cx="5753100" cy="5884501"/>
+                      <a:ext cx="5753100" cy="5876720"/>
                     </a:xfrm>
                     <a:prstGeom prst="rect">
                       <a:avLst/>

--- a/review/word/Yasir_CA2_Report_REDLINE.docx
+++ b/review/word/Yasir_CA2_Report_REDLINE.docx
@@ -1893,7 +1893,7 @@
       <w:r>
         <w:drawing>
           <wp:inline>
-            <wp:extent cx="5753100" cy="2898564"/>
+            <wp:extent cx="5753100" cy="3074679"/>
             <wp:effectExtent b="0" l="0" r="0" t="0"/>
             <wp:docPr descr="Figure 2: PRISMA Study Selection Summary" title="" id="23" name="Picture"/>
             <a:graphic>
@@ -1914,7 +1914,7 @@
                   <pic:spPr bwMode="auto">
                     <a:xfrm>
                       <a:off x="0" y="0"/>
-                      <a:ext cx="5753100" cy="2898564"/>
+                      <a:ext cx="5753100" cy="3074679"/>
                     </a:xfrm>
                     <a:prstGeom prst="rect">
                       <a:avLst/>
@@ -1949,7 +1949,7 @@
         <w:rPr>
           <w:rStyle w:val="ReviewerNote"/>
         </w:rPr>
-        <w:t xml:space="preserve">Figure re-drawn in the same design and colours; boxes and counts unchanged. Fix:</w:t>
+        <w:t xml:space="preserve">Figure re-drawn in the same design and colours; boxes and counts unchanged. Fixes: the title/abstract exclusion reason now uses the wording of exclusion criterion 1 in Section 2.2.5, and</w:t>
       </w:r>
       <w:r>
         <w:rPr>
@@ -1961,7 +1961,7 @@
         <w:rPr>
           <w:rStyle w:val="ReviewerNote"/>
         </w:rPr>
-        <w:t xml:space="preserve">‘decentralized identity’</w:t>
+        <w:t xml:space="preserve">‘decentralized’</w:t>
       </w:r>
       <w:r>
         <w:rPr>
@@ -1985,19 +1985,37 @@
         <w:rPr>
           <w:rStyle w:val="ReviewerNote"/>
         </w:rPr>
-        <w:t xml:space="preserve">‘decentralised identity’</w:t>
+        <w:t xml:space="preserve">‘decentralised’</w:t>
       </w:r>
       <w:r>
         <w:rPr>
           <w:rStyle w:val="ReviewerNote"/>
         </w:rPr>
-        <w:t xml:space="preserve"> </w:t>
+        <w:t xml:space="preserve">. Author action: the box</w:t>
       </w:r>
       <w:r>
         <w:rPr>
           <w:rStyle w:val="ReviewerNote"/>
         </w:rPr>
-        <w:t xml:space="preserve">(Australian spelling).</w:t>
+        <w:t xml:space="preserve"> </w:t>
+      </w:r>
+      <w:r>
+        <w:rPr>
+          <w:rStyle w:val="ReviewerNote"/>
+        </w:rPr>
+        <w:t xml:space="preserve">‘Records marked as ineligible by automation tools (n = 7)’</w:t>
+      </w:r>
+      <w:r>
+        <w:rPr>
+          <w:rStyle w:val="ReviewerNote"/>
+        </w:rPr>
+        <w:t xml:space="preserve"> </w:t>
+      </w:r>
+      <w:r>
+        <w:rPr>
+          <w:rStyle w:val="ReviewerNote"/>
+        </w:rPr>
+        <w:t xml:space="preserve">is not described in the text; name the tool or filter used in Section 2.2.4, or merge these 7 records into another category.</w:t>
       </w:r>
     </w:p>
     <w:p>
@@ -13728,7 +13746,7 @@
         <w:rPr>
           <w:rStyle w:val="ReviewerNote"/>
         </w:rPr>
-        <w:t xml:space="preserve">Figure re-drawn in the same design and colours (actors on top, then the View, Controller and Model layers). Fixes: every label is now readable at print size, connectors no longer run through the boxes, and the</w:t>
+        <w:t xml:space="preserve">Figure re-drawn in the same design and colours (actors on top, then the View, Controller and Model layers, as in the original order). Fixes: every label is now readable at print size, connectors no longer run through the boxes, and the</w:t>
       </w:r>
       <w:r>
         <w:rPr>
@@ -13752,7 +13770,7 @@
         <w:rPr>
           <w:rStyle w:val="ReviewerNote"/>
         </w:rPr>
-        <w:t xml:space="preserve">title is no longer covered; components and connections unchanged.</w:t>
+        <w:t xml:space="preserve">title is no longer covered; components and connections unchanged and matching Section 5.1.</w:t>
       </w:r>
     </w:p>
     <w:bookmarkStart w:id="64" w:name="mvc-component-decomposition"/>
@@ -13835,7 +13853,121 @@
         <w:rPr>
           <w:rStyle w:val="ReviewerNote"/>
         </w:rPr>
-        <w:t xml:space="preserve">Figure re-drawn in the same design and colours (View, Controller, Model, Protected Resource). Fix: the layers are stacked instead of one very wide row, so every label is readable at print size; components and connections unchanged.</w:t>
+        <w:t xml:space="preserve">Figure re-drawn in the same design and colours (View, Controller, Model, Protected Resource), stacked so every label is readable. Fixes to match Section 5.1.1:</w:t>
+      </w:r>
+      <w:r>
+        <w:rPr>
+          <w:rStyle w:val="ReviewerNote"/>
+        </w:rPr>
+        <w:t xml:space="preserve"> </w:t>
+      </w:r>
+      <w:r>
+        <w:rPr>
+          <w:rStyle w:val="ReviewerNote"/>
+        </w:rPr>
+        <w:t xml:space="preserve">‘Doctor’</w:t>
+      </w:r>
+      <w:r>
+        <w:rPr>
+          <w:rStyle w:val="ReviewerNote"/>
+        </w:rPr>
+        <w:t xml:space="preserve"> </w:t>
+      </w:r>
+      <w:r>
+        <w:rPr>
+          <w:rStyle w:val="ReviewerNote"/>
+        </w:rPr>
+        <w:t xml:space="preserve">→</w:t>
+      </w:r>
+      <w:r>
+        <w:rPr>
+          <w:rStyle w:val="ReviewerNote"/>
+        </w:rPr>
+        <w:t xml:space="preserve"> </w:t>
+      </w:r>
+      <w:r>
+        <w:rPr>
+          <w:rStyle w:val="ReviewerNote"/>
+        </w:rPr>
+        <w:t xml:space="preserve">‘Healthcare Professional’</w:t>
+      </w:r>
+      <w:r>
+        <w:rPr>
+          <w:rStyle w:val="ReviewerNote"/>
+        </w:rPr>
+        <w:t xml:space="preserve"> </w:t>
+      </w:r>
+      <w:r>
+        <w:rPr>
+          <w:rStyle w:val="ReviewerNote"/>
+        </w:rPr>
+        <w:t xml:space="preserve">(the text and Figure 3 use</w:t>
+      </w:r>
+      <w:r>
+        <w:rPr>
+          <w:rStyle w:val="ReviewerNote"/>
+        </w:rPr>
+        <w:t xml:space="preserve"> </w:t>
+      </w:r>
+      <w:r>
+        <w:rPr>
+          <w:rStyle w:val="ReviewerNote"/>
+        </w:rPr>
+        <w:t xml:space="preserve">‘healthcare professional’</w:t>
+      </w:r>
+      <w:r>
+        <w:rPr>
+          <w:rStyle w:val="ReviewerNote"/>
+        </w:rPr>
+        <w:t xml:space="preserve">) and</w:t>
+      </w:r>
+      <w:r>
+        <w:rPr>
+          <w:rStyle w:val="ReviewerNote"/>
+        </w:rPr>
+        <w:t xml:space="preserve"> </w:t>
+      </w:r>
+      <w:r>
+        <w:rPr>
+          <w:rStyle w:val="ReviewerNote"/>
+        </w:rPr>
+        <w:t xml:space="preserve">‘Audit Coordinator’</w:t>
+      </w:r>
+      <w:r>
+        <w:rPr>
+          <w:rStyle w:val="ReviewerNote"/>
+        </w:rPr>
+        <w:t xml:space="preserve"> </w:t>
+      </w:r>
+      <w:r>
+        <w:rPr>
+          <w:rStyle w:val="ReviewerNote"/>
+        </w:rPr>
+        <w:t xml:space="preserve">→</w:t>
+      </w:r>
+      <w:r>
+        <w:rPr>
+          <w:rStyle w:val="ReviewerNote"/>
+        </w:rPr>
+        <w:t xml:space="preserve"> </w:t>
+      </w:r>
+      <w:r>
+        <w:rPr>
+          <w:rStyle w:val="ReviewerNote"/>
+        </w:rPr>
+        <w:t xml:space="preserve">‘Audit Coordination’</w:t>
+      </w:r>
+      <w:r>
+        <w:rPr>
+          <w:rStyle w:val="ReviewerNote"/>
+        </w:rPr>
+        <w:t xml:space="preserve"> </w:t>
+      </w:r>
+      <w:r>
+        <w:rPr>
+          <w:rStyle w:val="ReviewerNote"/>
+        </w:rPr>
+        <w:t xml:space="preserve">(the text’s term).</w:t>
       </w:r>
     </w:p>
     <w:p>
@@ -15237,7 +15369,7 @@
       <w:r>
         <w:drawing>
           <wp:inline>
-            <wp:extent cx="2880360" cy="7676010"/>
+            <wp:extent cx="3419856" cy="7671897"/>
             <wp:effectExtent b="0" l="0" r="0" t="0"/>
             <wp:docPr descr="Figure 5: Trust Predicate Evaluation and Authorisation Decision Flow" title="" id="66" name="Picture"/>
             <a:graphic>
@@ -15258,7 +15390,7 @@
                   <pic:spPr bwMode="auto">
                     <a:xfrm>
                       <a:off x="0" y="0"/>
-                      <a:ext cx="2880360" cy="7676010"/>
+                      <a:ext cx="3419856" cy="7671897"/>
                     </a:xfrm>
                     <a:prstGeom prst="rect">
                       <a:avLst/>
@@ -15293,7 +15425,7 @@
         <w:rPr>
           <w:rStyle w:val="ReviewerNote"/>
         </w:rPr>
-        <w:t xml:space="preserve">Figure re-drawn in the same design and colours. Fix:</w:t>
+        <w:t xml:space="preserve">Figure re-drawn in the same design and colours. Fixes: the text states that Figure 5 shows the relationship between the MVC components and the trust predicates, so the predicate chain is now framed as the CONTROLLER evaluating evidence supplied by the MODEL;</w:t>
       </w:r>
       <w:r>
         <w:rPr>
@@ -15311,57 +15443,13 @@
         <w:rPr>
           <w:rStyle w:val="ReviewerNote"/>
         </w:rPr>
-        <w:t xml:space="preserve">,</w:t>
+        <w:t xml:space="preserve"> </w:t>
       </w:r>
       <w:r>
         <w:rPr>
           <w:rStyle w:val="ReviewerNote"/>
         </w:rPr>
-        <w:t xml:space="preserve"> </w:t>
-      </w:r>
-      <w:r>
-        <w:rPr>
-          <w:rStyle w:val="ReviewerNote"/>
-        </w:rPr>
-        <w:t xml:space="preserve">‘V_A(C)’</w:t>
-      </w:r>
-      <w:r>
-        <w:rPr>
-          <w:rStyle w:val="ReviewerNote"/>
-        </w:rPr>
-        <w:t xml:space="preserve"> </w:t>
-      </w:r>
-      <w:r>
-        <w:rPr>
-          <w:rStyle w:val="ReviewerNote"/>
-        </w:rPr>
-        <w:t xml:space="preserve">… written as proper subscripts V</w:t>
-      </w:r>
-      <w:r>
-        <w:rPr>
-          <w:rStyle w:val="ReviewerNote"/>
-          <w:vertAlign w:val="subscript"/>
-        </w:rPr>
-        <w:t xml:space="preserve">I</w:t>
-      </w:r>
-      <w:r>
-        <w:rPr>
-          <w:rStyle w:val="ReviewerNote"/>
-        </w:rPr>
-        <w:t xml:space="preserve">(u), V</w:t>
-      </w:r>
-      <w:r>
-        <w:rPr>
-          <w:rStyle w:val="ReviewerNote"/>
-          <w:vertAlign w:val="subscript"/>
-        </w:rPr>
-        <w:t xml:space="preserve">A</w:t>
-      </w:r>
-      <w:r>
-        <w:rPr>
-          <w:rStyle w:val="ReviewerNote"/>
-        </w:rPr>
-        <w:t xml:space="preserve">(C) …, matching the equations.</w:t>
+        <w:t xml:space="preserve">etc. written as subscripts, matching Eq. (27).</w:t>
       </w:r>
     </w:p>
     <w:p>
@@ -16453,7 +16541,7 @@
       <w:r>
         <w:drawing>
           <wp:inline>
-            <wp:extent cx="2121408" cy="7666389"/>
+            <wp:extent cx="2194560" cy="7674568"/>
             <wp:effectExtent b="0" l="0" r="0" t="0"/>
             <wp:docPr descr="Figure 6: End-to-End Workflow of Trust-Oriented Consent AuthorizationAuthorisation Framework" title="" id="73" name="Picture"/>
             <a:graphic>
@@ -16474,7 +16562,7 @@
                   <pic:spPr bwMode="auto">
                     <a:xfrm>
                       <a:off x="0" y="0"/>
-                      <a:ext cx="2121408" cy="7666389"/>
+                      <a:ext cx="2194560" cy="7674568"/>
                     </a:xfrm>
                     <a:prstGeom prst="rect">
                       <a:avLst/>
@@ -16530,19 +16618,19 @@
         <w:rPr>
           <w:rStyle w:val="ReviewerNote"/>
         </w:rPr>
-        <w:t xml:space="preserve">Figure re-drawn in the same design and colours; steps and branches unchanged. Fix:</w:t>
+        <w:t xml:space="preserve">Figure re-drawn in the same design and colours. Fixes to match Section 5.2: a failed threshold or policy check now ends in DENY (</w:t>
       </w:r>
       <w:r>
         <w:rPr>
           <w:rStyle w:val="ReviewerNote"/>
         </w:rPr>
-        <w:t xml:space="preserve"> </w:t>
+        <w:t xml:space="preserve">‘the authorisation process terminates with a denial decision’</w:t>
       </w:r>
       <w:r>
         <w:rPr>
           <w:rStyle w:val="ReviewerNote"/>
         </w:rPr>
-        <w:t xml:space="preserve">‘Authorization Decision’</w:t>
+        <w:t xml:space="preserve">); the Authorisation Decision node shows the conjunction of Eq. (6);</w:t>
       </w:r>
       <w:r>
         <w:rPr>
@@ -16554,6 +16642,18 @@
         <w:rPr>
           <w:rStyle w:val="ReviewerNote"/>
         </w:rPr>
+        <w:t xml:space="preserve">‘Authorization’</w:t>
+      </w:r>
+      <w:r>
+        <w:rPr>
+          <w:rStyle w:val="ReviewerNote"/>
+        </w:rPr>
+        <w:t xml:space="preserve"> </w:t>
+      </w:r>
+      <w:r>
+        <w:rPr>
+          <w:rStyle w:val="ReviewerNote"/>
+        </w:rPr>
         <w:t xml:space="preserve">→</w:t>
       </w:r>
       <w:r>
@@ -16566,19 +16666,13 @@
         <w:rPr>
           <w:rStyle w:val="ReviewerNote"/>
         </w:rPr>
-        <w:t xml:space="preserve">‘Authorisation Decision’</w:t>
+        <w:t xml:space="preserve">‘Authorisation’</w:t>
       </w:r>
       <w:r>
         <w:rPr>
           <w:rStyle w:val="ReviewerNote"/>
         </w:rPr>
-        <w:t xml:space="preserve"> </w:t>
-      </w:r>
-      <w:r>
-        <w:rPr>
-          <w:rStyle w:val="ReviewerNote"/>
-        </w:rPr>
-        <w:t xml:space="preserve">(Australian spelling, matching the caption).</w:t>
+        <w:t xml:space="preserve">.</w:t>
       </w:r>
     </w:p>
     <w:p>
@@ -24705,7 +24799,7 @@
       <w:r>
         <w:drawing>
           <wp:inline>
-            <wp:extent cx="4288536" cy="7675254"/>
+            <wp:extent cx="3913632" cy="7680896"/>
             <wp:effectExtent b="0" l="0" r="0" t="0"/>
             <wp:docPr descr="Figure 7: RO1 workflow for trust-centric consent creation" title="" id="87" name="Picture"/>
             <a:graphic>
@@ -24726,7 +24820,7 @@
                   <pic:spPr bwMode="auto">
                     <a:xfrm>
                       <a:off x="0" y="0"/>
-                      <a:ext cx="4288536" cy="7675254"/>
+                      <a:ext cx="3913632" cy="7680896"/>
                     </a:xfrm>
                     <a:prstGeom prst="rect">
                       <a:avLst/>
@@ -24761,7 +24855,31 @@
         <w:rPr>
           <w:rStyle w:val="ReviewerNote"/>
         </w:rPr>
-        <w:t xml:space="preserve">Figure redrawn in black and white for print; steps, labels and connections unchanged.</w:t>
+        <w:t xml:space="preserve">Figure redrawn in black and white and aligned with Algorithm 1: the step</w:t>
+      </w:r>
+      <w:r>
+        <w:rPr>
+          <w:rStyle w:val="ReviewerNote"/>
+        </w:rPr>
+        <w:t xml:space="preserve"> </w:t>
+      </w:r>
+      <w:r>
+        <w:rPr>
+          <w:rStyle w:val="ReviewerNote"/>
+        </w:rPr>
+        <w:t xml:space="preserve">‘Define Authorisation Requirement’</w:t>
+      </w:r>
+      <w:r>
+        <w:rPr>
+          <w:rStyle w:val="ReviewerNote"/>
+        </w:rPr>
+        <w:t xml:space="preserve"> </w:t>
+      </w:r>
+      <w:r>
+        <w:rPr>
+          <w:rStyle w:val="ReviewerNote"/>
+        </w:rPr>
+        <w:t xml:space="preserve">(line 13) is added, and the order now follows lines 13–18 (define A → generate identifier → construct C = (I, A, P, E) → persist → record evidence).</w:t>
       </w:r>
     </w:p>
     <w:p>
@@ -27396,7 +27514,7 @@
       <w:r>
         <w:drawing>
           <wp:inline>
-            <wp:extent cx="4480560" cy="7681842"/>
+            <wp:extent cx="4133087" cy="7678519"/>
             <wp:effectExtent b="0" l="0" r="0" t="0"/>
             <wp:docPr descr="Figure 8: RO2 workflow for decentralised identity and authority verification" title="" id="95" name="Picture"/>
             <a:graphic>
@@ -27417,7 +27535,7 @@
                   <pic:spPr bwMode="auto">
                     <a:xfrm>
                       <a:off x="0" y="0"/>
-                      <a:ext cx="4480560" cy="7681842"/>
+                      <a:ext cx="4133087" cy="7678519"/>
                     </a:xfrm>
                     <a:prstGeom prst="rect">
                       <a:avLst/>
@@ -27452,7 +27570,31 @@
         <w:rPr>
           <w:rStyle w:val="ReviewerNote"/>
         </w:rPr>
-        <w:t xml:space="preserve">Figure redrawn in black and white for print; steps, labels and connections unchanged.</w:t>
+        <w:t xml:space="preserve">Figure redrawn in black and white and aligned with Algorithm 2: the step</w:t>
+      </w:r>
+      <w:r>
+        <w:rPr>
+          <w:rStyle w:val="ReviewerNote"/>
+        </w:rPr>
+        <w:t xml:space="preserve"> </w:t>
+      </w:r>
+      <w:r>
+        <w:rPr>
+          <w:rStyle w:val="ReviewerNote"/>
+        </w:rPr>
+        <w:t xml:space="preserve">‘Record Verification Evidence’</w:t>
+      </w:r>
+      <w:r>
+        <w:rPr>
+          <w:rStyle w:val="ReviewerNote"/>
+        </w:rPr>
+        <w:t xml:space="preserve"> </w:t>
+      </w:r>
+      <w:r>
+        <w:rPr>
+          <w:rStyle w:val="ReviewerNote"/>
+        </w:rPr>
+        <w:t xml:space="preserve">(line 21) is added before the verified result is returned.</w:t>
       </w:r>
     </w:p>
     <w:p>
@@ -30141,7 +30283,7 @@
       <w:r>
         <w:drawing>
           <wp:inline>
-            <wp:extent cx="4690872" cy="7676810"/>
+            <wp:extent cx="5753100" cy="7461079"/>
             <wp:effectExtent b="0" l="0" r="0" t="0"/>
             <wp:docPr descr="Figure 9: RO3 workflow for threshold-based multi-party authorisation" title="" id="102" name="Picture"/>
             <a:graphic>
@@ -30162,7 +30304,7 @@
                   <pic:spPr bwMode="auto">
                     <a:xfrm>
                       <a:off x="0" y="0"/>
-                      <a:ext cx="4690872" cy="7676810"/>
+                      <a:ext cx="5753100" cy="7461079"/>
                     </a:xfrm>
                     <a:prstGeom prst="rect">
                       <a:avLst/>
@@ -30197,7 +30339,7 @@
         <w:rPr>
           <w:rStyle w:val="ReviewerNote"/>
         </w:rPr>
-        <w:t xml:space="preserve">Figure redrawn in black and white for print; steps, labels and connections unchanged.</w:t>
+        <w:t xml:space="preserve">Figure redrawn in black and white and aligned with Algorithm 3: the membership check (participant in G, lines 7–9) and the duplicate-approval check (lines 11–13) are added, as the text stresses that invalid, unauthorised and duplicate approvals are rejected; the threshold test is shown as |A_v| ≥ N (Eq. (9)).</w:t>
       </w:r>
     </w:p>
     <w:p>
@@ -35319,7 +35461,7 @@
       <w:r>
         <w:drawing>
           <wp:inline>
-            <wp:extent cx="2788920" cy="7689425"/>
+            <wp:extent cx="3072384" cy="7684849"/>
             <wp:effectExtent b="0" l="0" r="0" t="0"/>
             <wp:docPr descr="Figure 10: RO4 workflow for policy- and context-aware access control" title="" id="108" name="Picture"/>
             <a:graphic>
@@ -35340,7 +35482,7 @@
                   <pic:spPr bwMode="auto">
                     <a:xfrm>
                       <a:off x="0" y="0"/>
-                      <a:ext cx="2788920" cy="7689425"/>
+                      <a:ext cx="3072384" cy="7684849"/>
                     </a:xfrm>
                     <a:prstGeom prst="rect">
                       <a:avLst/>
@@ -35375,7 +35517,19 @@
         <w:rPr>
           <w:rStyle w:val="ReviewerNote"/>
         </w:rPr>
-        <w:t xml:space="preserve">Figure redrawn in black and white for print; steps, labels and connections unchanged.</w:t>
+        <w:t xml:space="preserve">Figure redrawn in black and white and aligned with Algorithm 4: the consent-state check (</w:t>
+      </w:r>
+      <w:r>
+        <w:rPr>
+          <w:rStyle w:val="ReviewerNote"/>
+        </w:rPr>
+        <w:t xml:space="preserve">‘Consent Active?’</w:t>
+      </w:r>
+      <w:r>
+        <w:rPr>
+          <w:rStyle w:val="ReviewerNote"/>
+        </w:rPr>
+        <w:t xml:space="preserve">, lines 6–10) is added after identity verification; the scope test is shown as S_R ⊆ S_C.</w:t>
       </w:r>
     </w:p>
     <w:p>
@@ -44262,7 +44416,7 @@
       <w:r>
         <w:drawing>
           <wp:inline>
-            <wp:extent cx="4142232" cy="7687826"/>
+            <wp:extent cx="3593592" cy="7679000"/>
             <wp:effectExtent b="0" l="0" r="0" t="0"/>
             <wp:docPr descr="Figure 11: RO5 planned workflow for temporal and consent lifecycle trust" title="" id="117" name="Picture"/>
             <a:graphic>
@@ -44283,7 +44437,7 @@
                   <pic:spPr bwMode="auto">
                     <a:xfrm>
                       <a:off x="0" y="0"/>
-                      <a:ext cx="4142232" cy="7687826"/>
+                      <a:ext cx="3593592" cy="7679000"/>
                     </a:xfrm>
                     <a:prstGeom prst="rect">
                       <a:avLst/>
@@ -44318,7 +44472,7 @@
         <w:rPr>
           <w:rStyle w:val="ReviewerNote"/>
         </w:rPr>
-        <w:t xml:space="preserve">Figure redrawn in black and white for print; steps, labels and connections unchanged.</w:t>
+        <w:t xml:space="preserve">Figure redrawn in black and white and aligned with Algorithm 5: the requested-transition check (lines 16–19) is added after the revocation check.</w:t>
       </w:r>
     </w:p>
     <w:p>
@@ -45529,7 +45683,7 @@
       <w:r>
         <w:drawing>
           <wp:inline>
-            <wp:extent cx="5753100" cy="6601216"/>
+            <wp:extent cx="5753100" cy="7402813"/>
             <wp:effectExtent b="0" l="0" r="0" t="0"/>
             <wp:docPr descr="Figure 12: RO6 planned workflow for formal security assurance and empirical validation" title="" id="123" name="Picture"/>
             <a:graphic>
@@ -45550,7 +45704,7 @@
                   <pic:spPr bwMode="auto">
                     <a:xfrm>
                       <a:off x="0" y="0"/>
-                      <a:ext cx="5753100" cy="6601216"/>
+                      <a:ext cx="5753100" cy="7402813"/>
                     </a:xfrm>
                     <a:prstGeom prst="rect">
                       <a:avLst/>
@@ -45585,7 +45739,31 @@
         <w:rPr>
           <w:rStyle w:val="ReviewerNote"/>
         </w:rPr>
-        <w:t xml:space="preserve">Figure redrawn in black and white for print; steps, labels and connections unchanged.</w:t>
+        <w:t xml:space="preserve">Figure redrawn in black and white and aligned with Algorithm 6: the step</w:t>
+      </w:r>
+      <w:r>
+        <w:rPr>
+          <w:rStyle w:val="ReviewerNote"/>
+        </w:rPr>
+        <w:t xml:space="preserve"> </w:t>
+      </w:r>
+      <w:r>
+        <w:rPr>
+          <w:rStyle w:val="ReviewerNote"/>
+        </w:rPr>
+        <w:t xml:space="preserve">‘Compare Observed and Expected Decisions’</w:t>
+      </w:r>
+      <w:r>
+        <w:rPr>
+          <w:rStyle w:val="ReviewerNote"/>
+        </w:rPr>
+        <w:t xml:space="preserve"> </w:t>
+      </w:r>
+      <w:r>
+        <w:rPr>
+          <w:rStyle w:val="ReviewerNote"/>
+        </w:rPr>
+        <w:t xml:space="preserve">(line 9) is added and the five evaluated properties (lines 12–16) are named.</w:t>
       </w:r>
     </w:p>
     <w:p>

--- a/review/word/Yasir_CA2_Report_REDLINE.docx
+++ b/review/word/Yasir_CA2_Report_REDLINE.docx
@@ -1893,7 +1893,7 @@
       <w:r>
         <w:drawing>
           <wp:inline>
-            <wp:extent cx="5753100" cy="3074679"/>
+            <wp:extent cx="5486400" cy="2932144"/>
             <wp:effectExtent b="0" l="0" r="0" t="0"/>
             <wp:docPr descr="Figure 2: PRISMA Study Selection Summary" title="" id="23" name="Picture"/>
             <a:graphic>
@@ -1914,7 +1914,7 @@
                   <pic:spPr bwMode="auto">
                     <a:xfrm>
                       <a:off x="0" y="0"/>
-                      <a:ext cx="5753100" cy="3074679"/>
+                      <a:ext cx="5486400" cy="2932144"/>
                     </a:xfrm>
                     <a:prstGeom prst="rect">
                       <a:avLst/>
@@ -13690,7 +13690,7 @@
       <w:r>
         <w:drawing>
           <wp:inline>
-            <wp:extent cx="5753100" cy="5876720"/>
+            <wp:extent cx="5486400" cy="5604289"/>
             <wp:effectExtent b="0" l="0" r="0" t="0"/>
             <wp:docPr descr="Figure 3: Layered MVC Architecture and Component Decomposition of the HALAH Framework" title="" id="59" name="Picture"/>
             <a:graphic>
@@ -13711,7 +13711,7 @@
                   <pic:spPr bwMode="auto">
                     <a:xfrm>
                       <a:off x="0" y="0"/>
-                      <a:ext cx="5753100" cy="5876720"/>
+                      <a:ext cx="5486400" cy="5604289"/>
                     </a:xfrm>
                     <a:prstGeom prst="rect">
                       <a:avLst/>
@@ -13797,7 +13797,7 @@
       <w:r>
         <w:drawing>
           <wp:inline>
-            <wp:extent cx="5753100" cy="3155240"/>
+            <wp:extent cx="5486400" cy="3008970"/>
             <wp:effectExtent b="0" l="0" r="0" t="0"/>
             <wp:docPr descr="Figure 4: Functional Decomposition of the MVC Components" title="" id="62" name="Picture"/>
             <a:graphic>
@@ -13818,7 +13818,7 @@
                   <pic:spPr bwMode="auto">
                     <a:xfrm>
                       <a:off x="0" y="0"/>
-                      <a:ext cx="5753100" cy="3155240"/>
+                      <a:ext cx="5486400" cy="3008970"/>
                     </a:xfrm>
                     <a:prstGeom prst="rect">
                       <a:avLst/>
@@ -24766,7 +24766,19 @@
         <w:pStyle w:val="FirstParagraph"/>
       </w:pPr>
       <w:r>
-        <w:t xml:space="preserve">The following workflow describes the creation of a trust-aware consent object. The process begins with a patient request and ends with a structured consent record that can be verified by subsequent authorisation services.</w:t>
+        <w:t xml:space="preserve">The following workflow</w:t>
+      </w:r>
+      <w:r>
+        <w:rPr>
+          <w:rStyle w:val="InsertedText"/>
+        </w:rPr>
+        <w:t xml:space="preserve">(Figure 7)</w:t>
+      </w:r>
+      <w:r>
+        <w:t xml:space="preserve"> </w:t>
+      </w:r>
+      <w:r>
+        <w:t xml:space="preserve">describes the creation of a trust-aware consent object. The process begins with a patient request and ends with a structured consent record that can be verified by subsequent authorisation services.</w:t>
       </w:r>
     </w:p>
     <w:p>
@@ -24799,14 +24811,14 @@
       <w:r>
         <w:drawing>
           <wp:inline>
-            <wp:extent cx="3913632" cy="7680896"/>
+            <wp:extent cx="3593592" cy="7675998"/>
             <wp:effectExtent b="0" l="0" r="0" t="0"/>
             <wp:docPr descr="Figure 7: RO1 workflow for trust-centric consent creation" title="" id="87" name="Picture"/>
             <a:graphic>
               <a:graphicData uri="http://schemas.openxmlformats.org/drawingml/2006/picture">
                 <pic:pic>
                   <pic:nvPicPr>
-                    <pic:cNvPr descr="media_bw/fig07.png" id="88" name="Picture"/>
+                    <pic:cNvPr descr="media_col/fig07.png" id="88" name="Picture"/>
                     <pic:cNvPicPr>
                       <a:picLocks noChangeArrowheads="1" noChangeAspect="1"/>
                     </pic:cNvPicPr>
@@ -24820,7 +24832,7 @@
                   <pic:spPr bwMode="auto">
                     <a:xfrm>
                       <a:off x="0" y="0"/>
-                      <a:ext cx="3913632" cy="7680896"/>
+                      <a:ext cx="3593592" cy="7675998"/>
                     </a:xfrm>
                     <a:prstGeom prst="rect">
                       <a:avLst/>
@@ -24855,7 +24867,7 @@
         <w:rPr>
           <w:rStyle w:val="ReviewerNote"/>
         </w:rPr>
-        <w:t xml:space="preserve">Figure redrawn in black and white and aligned with Algorithm 1: the step</w:t>
+        <w:t xml:space="preserve">Figure re-drawn in the same design and colours. Fix (to match Algorithm 1):</w:t>
       </w:r>
       <w:r>
         <w:rPr>
@@ -24879,7 +24891,55 @@
         <w:rPr>
           <w:rStyle w:val="ReviewerNote"/>
         </w:rPr>
-        <w:t xml:space="preserve">(line 13) is added, and the order now follows lines 13–18 (define A → generate identifier → construct C = (I, A, P, E) → persist → record evidence).</w:t>
+        <w:t xml:space="preserve">added,</w:t>
+      </w:r>
+      <w:r>
+        <w:rPr>
+          <w:rStyle w:val="ReviewerNote"/>
+        </w:rPr>
+        <w:t xml:space="preserve"> </w:t>
+      </w:r>
+      <w:r>
+        <w:rPr>
+          <w:rStyle w:val="ReviewerNote"/>
+        </w:rPr>
+        <w:t xml:space="preserve">‘Generate Consent Identifier’</w:t>
+      </w:r>
+      <w:r>
+        <w:rPr>
+          <w:rStyle w:val="ReviewerNote"/>
+        </w:rPr>
+        <w:t xml:space="preserve"> </w:t>
+      </w:r>
+      <w:r>
+        <w:rPr>
+          <w:rStyle w:val="ReviewerNote"/>
+        </w:rPr>
+        <w:t xml:space="preserve">now precedes</w:t>
+      </w:r>
+      <w:r>
+        <w:rPr>
+          <w:rStyle w:val="ReviewerNote"/>
+        </w:rPr>
+        <w:t xml:space="preserve"> </w:t>
+      </w:r>
+      <w:r>
+        <w:rPr>
+          <w:rStyle w:val="ReviewerNote"/>
+        </w:rPr>
+        <w:t xml:space="preserve">‘Create Trust-Aware Consent Object C = (I, A, P, E)’</w:t>
+      </w:r>
+      <w:r>
+        <w:rPr>
+          <w:rStyle w:val="ReviewerNote"/>
+        </w:rPr>
+        <w:t xml:space="preserve"> </w:t>
+      </w:r>
+      <w:r>
+        <w:rPr>
+          <w:rStyle w:val="ReviewerNote"/>
+        </w:rPr>
+        <w:t xml:space="preserve">as in lines 13–15 of the algorithm.</w:t>
       </w:r>
     </w:p>
     <w:p>
@@ -27274,7 +27334,7 @@
         <w:t xml:space="preserve">is the requesting participant. The DID verification process establishes whether the identity reference is valid. The VC verification process establishes whether the participant possesses valid authority evidence. The final authorisation decision remains dependent on the consent requirements and access policy.</w:t>
       </w:r>
     </w:p>
-    <w:bookmarkStart w:id="93" w:name="X40f13bf52dbab2e76356a6753423f1584e794fb"/>
+    <w:bookmarkStart w:id="96" w:name="X40f13bf52dbab2e76356a6753423f1584e794fb"/>
     <w:p>
       <w:pPr>
         <w:pStyle w:val="Heading3"/>
@@ -27288,7 +27348,132 @@
         <w:pStyle w:val="FirstParagraph"/>
       </w:pPr>
       <w:r>
-        <w:t xml:space="preserve">The workflow begins when a participant attempts to participate in the consent process or requests access to healthcare data. The system resolves and verifies the participant’s DID and then retrieves the associated VC. The credential is checked for validity and its claims are examined to determine whether the participant possesses the authority required by the consent.</w:t>
+        <w:t xml:space="preserve">The workflow</w:t>
+      </w:r>
+      <w:r>
+        <w:rPr>
+          <w:rStyle w:val="InsertedText"/>
+        </w:rPr>
+        <w:t xml:space="preserve">, shown in Figure 8,</w:t>
+      </w:r>
+      <w:r>
+        <w:t xml:space="preserve"> </w:t>
+      </w:r>
+      <w:r>
+        <w:t xml:space="preserve">begins when a participant attempts to participate in the consent process or requests access to healthcare data. The system resolves and verifies the participant’s DID and then retrieves the associated VC. The credential is checked for validity and its claims are examined to determine whether the participant possesses the authority required by the consent.</w:t>
+      </w:r>
+    </w:p>
+    <w:tbl>
+      <w:tblPr>
+        <w:tblStyle w:val="FigureTable"/>
+        <w:tblW w:type="dxa" w:w="9072"/>
+        <w:jc w:val="center"/>
+        <w:tblLook w:firstRow="0" w:lastRow="0" w:firstColumn="0" w:lastColumn="0"/>
+      </w:tblPr>
+      <w:tblGrid>
+        <w:gridCol w:w="9072"/>
+      </w:tblGrid>
+      <w:tr>
+        <w:trPr>
+          <w:cantSplit/>
+        </w:trPr>
+        <w:tc>
+          <w:tcPr/>
+          <w:p>
+            <w:pPr>
+              <w:pStyle w:val="Compact"/>
+              <w:jc w:val="center"/>
+            </w:pPr>
+            <w:r>
+              <w:drawing>
+                <wp:inline>
+                  <wp:extent cx="3008376" cy="7679143"/>
+                  <wp:effectExtent b="0" l="0" r="0" t="0"/>
+                  <wp:docPr descr="Figure 8: RO2 workflow for decentralised identity and authority verification" title="" id="94" name="Picture"/>
+                  <a:graphic>
+                    <a:graphicData uri="http://schemas.openxmlformats.org/drawingml/2006/picture">
+                      <pic:pic>
+                        <pic:nvPicPr>
+                          <pic:cNvPr descr="media_col/fig08.png" id="95" name="Picture"/>
+                          <pic:cNvPicPr>
+                            <a:picLocks noChangeArrowheads="1" noChangeAspect="1"/>
+                          </pic:cNvPicPr>
+                        </pic:nvPicPr>
+                        <pic:blipFill>
+                          <a:blip r:embed="rId93"/>
+                          <a:stretch>
+                            <a:fillRect/>
+                          </a:stretch>
+                        </pic:blipFill>
+                        <pic:spPr bwMode="auto">
+                          <a:xfrm>
+                            <a:off x="0" y="0"/>
+                            <a:ext cx="3008376" cy="7679143"/>
+                          </a:xfrm>
+                          <a:prstGeom prst="rect">
+                            <a:avLst/>
+                          </a:prstGeom>
+                          <a:noFill/>
+                          <a:ln w="9525">
+                            <a:noFill/>
+                            <a:headEnd/>
+                            <a:tailEnd/>
+                          </a:ln>
+                        </pic:spPr>
+                      </pic:pic>
+                    </a:graphicData>
+                  </a:graphic>
+                </wp:inline>
+              </w:drawing>
+            </w:r>
+          </w:p>
+        </w:tc>
+      </w:tr>
+    </w:tbl>
+    <w:p>
+      <w:pPr>
+        <w:pStyle w:val="ImageCaption"/>
+      </w:pPr>
+      <w:r>
+        <w:rPr>
+          <w:rStyle w:val="InsertedText"/>
+        </w:rPr>
+        <w:t xml:space="preserve">Figure 8: RO2 workflow for decentralised identity and authority verification</w:t>
+      </w:r>
+    </w:p>
+    <w:p>
+      <w:pPr>
+        <w:pStyle w:val="ReviewerNotePara"/>
+      </w:pPr>
+      <w:r>
+        <w:rPr>
+          <w:rStyle w:val="ReviewerNote"/>
+        </w:rPr>
+        <w:t xml:space="preserve">Figure re-drawn in the same design and colours. Fix (to match Algorithm 2, line 21):</w:t>
+      </w:r>
+      <w:r>
+        <w:rPr>
+          <w:rStyle w:val="ReviewerNote"/>
+        </w:rPr>
+        <w:t xml:space="preserve"> </w:t>
+      </w:r>
+      <w:r>
+        <w:rPr>
+          <w:rStyle w:val="ReviewerNote"/>
+        </w:rPr>
+        <w:t xml:space="preserve">‘Record Verification Evidence’</w:t>
+      </w:r>
+      <w:r>
+        <w:rPr>
+          <w:rStyle w:val="ReviewerNote"/>
+        </w:rPr>
+        <w:t xml:space="preserve"> </w:t>
+      </w:r>
+      <w:r>
+        <w:rPr>
+          <w:rStyle w:val="ReviewerNote"/>
+        </w:rPr>
+        <w:t xml:space="preserve">added before the verified identity is returned.</w:t>
       </w:r>
     </w:p>
     <w:p>
@@ -27373,7 +27558,7 @@
         <w:t xml:space="preserve">The output of RO2 is not an access-grant decision. It is a verified identity and authority result that can be consumed by RO3 and RO4. This separation prevents a participant from obtaining access merely by presenting a valid identity credential.</w:t>
       </w:r>
     </w:p>
-    <w:bookmarkEnd w:id="93"/>
+    <w:bookmarkEnd w:id="96"/>
     <w:bookmarkStart w:id="97" w:name="Xa8518206654d9551af54c2e3b82ee4012d4395c"/>
     <w:p>
       <w:pPr>
@@ -27509,92 +27694,24 @@
     </w:p>
     <w:p>
       <w:pPr>
-        <w:pStyle w:val="CaptionedFigure"/>
-      </w:pPr>
-      <w:r>
-        <w:drawing>
-          <wp:inline>
-            <wp:extent cx="4133087" cy="7678519"/>
-            <wp:effectExtent b="0" l="0" r="0" t="0"/>
-            <wp:docPr descr="Figure 8: RO2 workflow for decentralised identity and authority verification" title="" id="95" name="Picture"/>
-            <a:graphic>
-              <a:graphicData uri="http://schemas.openxmlformats.org/drawingml/2006/picture">
-                <pic:pic>
-                  <pic:nvPicPr>
-                    <pic:cNvPr descr="media_bw/fig08.png" id="96" name="Picture"/>
-                    <pic:cNvPicPr>
-                      <a:picLocks noChangeArrowheads="1" noChangeAspect="1"/>
-                    </pic:cNvPicPr>
-                  </pic:nvPicPr>
-                  <pic:blipFill>
-                    <a:blip r:embed="rId94"/>
-                    <a:stretch>
-                      <a:fillRect/>
-                    </a:stretch>
-                  </pic:blipFill>
-                  <pic:spPr bwMode="auto">
-                    <a:xfrm>
-                      <a:off x="0" y="0"/>
-                      <a:ext cx="4133087" cy="7678519"/>
-                    </a:xfrm>
-                    <a:prstGeom prst="rect">
-                      <a:avLst/>
-                    </a:prstGeom>
-                    <a:noFill/>
-                    <a:ln w="9525">
-                      <a:noFill/>
-                      <a:headEnd/>
-                      <a:tailEnd/>
-                    </a:ln>
-                  </pic:spPr>
-                </pic:pic>
-              </a:graphicData>
-            </a:graphic>
-          </wp:inline>
-        </w:drawing>
-      </w:r>
-    </w:p>
-    <w:p>
-      <w:pPr>
-        <w:pStyle w:val="ImageCaption"/>
-      </w:pPr>
-      <w:r>
-        <w:t xml:space="preserve">Figure 8: RO2 workflow for decentralised identity and authority verification</w:t>
-      </w:r>
-    </w:p>
-    <w:p>
-      <w:pPr>
         <w:pStyle w:val="ReviewerNotePara"/>
       </w:pPr>
       <w:r>
         <w:rPr>
           <w:rStyle w:val="ReviewerNote"/>
         </w:rPr>
-        <w:t xml:space="preserve">Figure redrawn in black and white and aligned with Algorithm 2: the step</w:t>
-      </w:r>
-      <w:r>
-        <w:rPr>
-          <w:rStyle w:val="ReviewerNote"/>
-        </w:rPr>
-        <w:t xml:space="preserve"> </w:t>
-      </w:r>
-      <w:r>
-        <w:rPr>
-          <w:rStyle w:val="ReviewerNote"/>
-        </w:rPr>
-        <w:t xml:space="preserve">‘Record Verification Evidence’</w:t>
-      </w:r>
-      <w:r>
-        <w:rPr>
-          <w:rStyle w:val="ReviewerNote"/>
-        </w:rPr>
-        <w:t xml:space="preserve"> </w:t>
-      </w:r>
-      <w:r>
-        <w:rPr>
-          <w:rStyle w:val="ReviewerNote"/>
-        </w:rPr>
-        <w:t xml:space="preserve">(line 21) is added before the verified result is returned.</w:t>
+        <w:t xml:space="preserve">Figure 8 moved up to Section 6.2.1, directly after the paragraph that describes the workflow (it sat in the middle of the step-by-step procedure).</w:t>
+      </w:r>
+    </w:p>
+    <w:p>
+      <w:pPr>
+        <w:pStyle w:val="DeletedPara"/>
+      </w:pPr>
+      <w:r>
+        <w:rPr>
+          <w:rStyle w:val="DeletedText"/>
+        </w:rPr>
+        <w:t xml:space="preserve">Figure 8: RO2 workflow for decentralised identity and authority verification (image moved)</w:t>
       </w:r>
     </w:p>
     <w:p>
@@ -30126,7 +30243,7 @@
         <w:t xml:space="preserve">The threshold mechanism establishes collective authorisation without requiring every possible participant to approve. For example, a consent may require two valid guardian approvals. In this case, one valid approval is insufficient, whereas two valid approvals satisfy the threshold.</w:t>
       </w:r>
     </w:p>
-    <w:bookmarkStart w:id="100" w:name="ro3-multi-party-authorisation-workflow"/>
+    <w:bookmarkStart w:id="103" w:name="ro3-multi-party-authorisation-workflow"/>
     <w:p>
       <w:pPr>
         <w:pStyle w:val="Heading3"/>
@@ -30140,7 +30257,156 @@
         <w:pStyle w:val="FirstParagraph"/>
       </w:pPr>
       <w:r>
-        <w:t xml:space="preserve">The workflow first identifies the participants required by the consent. Each participant must submit an approval that can be independently verified. Invalid approvals are rejected and must not contribute to the threshold count. Valid approvals are recorded and the current approval count is updated.</w:t>
+        <w:t xml:space="preserve">The workflow</w:t>
+      </w:r>
+      <w:r>
+        <w:rPr>
+          <w:rStyle w:val="InsertedText"/>
+        </w:rPr>
+        <w:t xml:space="preserve">, shown in Figure 9,</w:t>
+      </w:r>
+      <w:r>
+        <w:t xml:space="preserve"> </w:t>
+      </w:r>
+      <w:r>
+        <w:t xml:space="preserve">first identifies the participants required by the consent. Each participant must submit an approval that can be independently verified. Invalid approvals are rejected and must not contribute to the threshold count. Valid approvals are recorded and the current approval count is updated.</w:t>
+      </w:r>
+    </w:p>
+    <w:tbl>
+      <w:tblPr>
+        <w:tblStyle w:val="FigureTable"/>
+        <w:tblW w:type="dxa" w:w="9072"/>
+        <w:jc w:val="center"/>
+        <w:tblLook w:firstRow="0" w:lastRow="0" w:firstColumn="0" w:lastColumn="0"/>
+      </w:tblPr>
+      <w:tblGrid>
+        <w:gridCol w:w="9072"/>
+      </w:tblGrid>
+      <w:tr>
+        <w:trPr>
+          <w:cantSplit/>
+        </w:trPr>
+        <w:tc>
+          <w:tcPr/>
+          <w:p>
+            <w:pPr>
+              <w:pStyle w:val="Compact"/>
+              <w:jc w:val="center"/>
+            </w:pPr>
+            <w:r>
+              <w:drawing>
+                <wp:inline>
+                  <wp:extent cx="3584448" cy="7671816"/>
+                  <wp:effectExtent b="0" l="0" r="0" t="0"/>
+                  <wp:docPr descr="Figure 9: RO3 workflow for threshold-based multi-party authorisation" title="" id="101" name="Picture"/>
+                  <a:graphic>
+                    <a:graphicData uri="http://schemas.openxmlformats.org/drawingml/2006/picture">
+                      <pic:pic>
+                        <pic:nvPicPr>
+                          <pic:cNvPr descr="media_col/fig09.png" id="102" name="Picture"/>
+                          <pic:cNvPicPr>
+                            <a:picLocks noChangeArrowheads="1" noChangeAspect="1"/>
+                          </pic:cNvPicPr>
+                        </pic:nvPicPr>
+                        <pic:blipFill>
+                          <a:blip r:embed="rId100"/>
+                          <a:stretch>
+                            <a:fillRect/>
+                          </a:stretch>
+                        </pic:blipFill>
+                        <pic:spPr bwMode="auto">
+                          <a:xfrm>
+                            <a:off x="0" y="0"/>
+                            <a:ext cx="3584448" cy="7671816"/>
+                          </a:xfrm>
+                          <a:prstGeom prst="rect">
+                            <a:avLst/>
+                          </a:prstGeom>
+                          <a:noFill/>
+                          <a:ln w="9525">
+                            <a:noFill/>
+                            <a:headEnd/>
+                            <a:tailEnd/>
+                          </a:ln>
+                        </pic:spPr>
+                      </pic:pic>
+                    </a:graphicData>
+                  </a:graphic>
+                </wp:inline>
+              </w:drawing>
+            </w:r>
+          </w:p>
+        </w:tc>
+      </w:tr>
+    </w:tbl>
+    <w:p>
+      <w:pPr>
+        <w:pStyle w:val="ImageCaption"/>
+      </w:pPr>
+      <w:r>
+        <w:rPr>
+          <w:rStyle w:val="InsertedText"/>
+        </w:rPr>
+        <w:t xml:space="preserve">Figure 9: RO3 workflow for threshold-based multi-party authorisation</w:t>
+      </w:r>
+    </w:p>
+    <w:p>
+      <w:pPr>
+        <w:pStyle w:val="ReviewerNotePara"/>
+      </w:pPr>
+      <w:r>
+        <w:rPr>
+          <w:rStyle w:val="ReviewerNote"/>
+        </w:rPr>
+        <w:t xml:space="preserve">Figure re-drawn in the same design and colours. Fix (to match Algorithm 3, lines 7–14): the checks</w:t>
+      </w:r>
+      <w:r>
+        <w:rPr>
+          <w:rStyle w:val="ReviewerNote"/>
+        </w:rPr>
+        <w:t xml:space="preserve"> </w:t>
+      </w:r>
+      <w:r>
+        <w:rPr>
+          <w:rStyle w:val="ReviewerNote"/>
+        </w:rPr>
+        <w:t xml:space="preserve">‘Participant in Required Set G?’</w:t>
+      </w:r>
+      <w:r>
+        <w:rPr>
+          <w:rStyle w:val="ReviewerNote"/>
+        </w:rPr>
+        <w:t xml:space="preserve"> </w:t>
+      </w:r>
+      <w:r>
+        <w:rPr>
+          <w:rStyle w:val="ReviewerNote"/>
+        </w:rPr>
+        <w:t xml:space="preserve">and</w:t>
+      </w:r>
+      <w:r>
+        <w:rPr>
+          <w:rStyle w:val="ReviewerNote"/>
+        </w:rPr>
+        <w:t xml:space="preserve"> </w:t>
+      </w:r>
+      <w:r>
+        <w:rPr>
+          <w:rStyle w:val="ReviewerNote"/>
+        </w:rPr>
+        <w:t xml:space="preserve">‘Already Approved?’</w:t>
+      </w:r>
+      <w:r>
+        <w:rPr>
+          <w:rStyle w:val="ReviewerNote"/>
+        </w:rPr>
+        <w:t xml:space="preserve"> </w:t>
+      </w:r>
+      <w:r>
+        <w:rPr>
+          <w:rStyle w:val="ReviewerNote"/>
+        </w:rPr>
+        <w:t xml:space="preserve">with their rejections were added; the original figure counted an approval without them.</w:t>
       </w:r>
     </w:p>
     <w:p>
@@ -30173,7 +30439,7 @@
         <w:t xml:space="preserve">The SBT should be interpreted as an activation or representation mechanism for the consent state rather than as the fundamental source of trust. The trust decision is established by the verification of participants and the satisfaction of the authorisation threshold. The blockchain or token layer provides persistence, traceability, and evidence of the resulting state.</w:t>
       </w:r>
     </w:p>
-    <w:bookmarkEnd w:id="100"/>
+    <w:bookmarkEnd w:id="103"/>
     <w:bookmarkStart w:id="104" w:name="X9dea25ed2e3c65720ba6349f36c23195c56aab5"/>
     <w:p>
       <w:pPr>
@@ -30278,68 +30544,24 @@
     </w:p>
     <w:p>
       <w:pPr>
-        <w:pStyle w:val="CaptionedFigure"/>
-      </w:pPr>
-      <w:r>
-        <w:drawing>
-          <wp:inline>
-            <wp:extent cx="5753100" cy="7461079"/>
-            <wp:effectExtent b="0" l="0" r="0" t="0"/>
-            <wp:docPr descr="Figure 9: RO3 workflow for threshold-based multi-party authorisation" title="" id="102" name="Picture"/>
-            <a:graphic>
-              <a:graphicData uri="http://schemas.openxmlformats.org/drawingml/2006/picture">
-                <pic:pic>
-                  <pic:nvPicPr>
-                    <pic:cNvPr descr="media_bw/fig09.png" id="103" name="Picture"/>
-                    <pic:cNvPicPr>
-                      <a:picLocks noChangeArrowheads="1" noChangeAspect="1"/>
-                    </pic:cNvPicPr>
-                  </pic:nvPicPr>
-                  <pic:blipFill>
-                    <a:blip r:embed="rId101"/>
-                    <a:stretch>
-                      <a:fillRect/>
-                    </a:stretch>
-                  </pic:blipFill>
-                  <pic:spPr bwMode="auto">
-                    <a:xfrm>
-                      <a:off x="0" y="0"/>
-                      <a:ext cx="5753100" cy="7461079"/>
-                    </a:xfrm>
-                    <a:prstGeom prst="rect">
-                      <a:avLst/>
-                    </a:prstGeom>
-                    <a:noFill/>
-                    <a:ln w="9525">
-                      <a:noFill/>
-                      <a:headEnd/>
-                      <a:tailEnd/>
-                    </a:ln>
-                  </pic:spPr>
-                </pic:pic>
-              </a:graphicData>
-            </a:graphic>
-          </wp:inline>
-        </w:drawing>
-      </w:r>
-    </w:p>
-    <w:p>
-      <w:pPr>
-        <w:pStyle w:val="ImageCaption"/>
-      </w:pPr>
-      <w:r>
-        <w:t xml:space="preserve">Figure 9: RO3 workflow for threshold-based multi-party authorisation</w:t>
-      </w:r>
-    </w:p>
-    <w:p>
-      <w:pPr>
         <w:pStyle w:val="ReviewerNotePara"/>
       </w:pPr>
       <w:r>
         <w:rPr>
           <w:rStyle w:val="ReviewerNote"/>
         </w:rPr>
-        <w:t xml:space="preserve">Figure redrawn in black and white and aligned with Algorithm 3: the membership check (participant in G, lines 7–9) and the duplicate-approval check (lines 11–13) are added, as the text stresses that invalid, unauthorised and duplicate approvals are rejected; the threshold test is shown as |A_v| ≥ N (Eq. (9)).</w:t>
+        <w:t xml:space="preserve">Figure 9 moved up to Section 6.3.1, directly after the paragraph that describes the workflow (it sat in the middle of the step-by-step procedure).</w:t>
+      </w:r>
+    </w:p>
+    <w:p>
+      <w:pPr>
+        <w:pStyle w:val="DeletedPara"/>
+      </w:pPr>
+      <w:r>
+        <w:rPr>
+          <w:rStyle w:val="DeletedText"/>
+        </w:rPr>
+        <w:t xml:space="preserve">Figure 9: RO3 workflow for threshold-based multi-party authorisation (image moved)</w:t>
       </w:r>
     </w:p>
     <w:p>
@@ -34008,7 +34230,132 @@
         <w:pStyle w:val="FirstParagraph"/>
       </w:pPr>
       <w:r>
-        <w:t xml:space="preserve">The workflow begins when a doctor submits a request for patient data. The system retrieves the relevant consent object and verifies the requesting participant. It then checks whether the required multi-party authorisation has been established.</w:t>
+        <w:t xml:space="preserve">The workflow</w:t>
+      </w:r>
+      <w:r>
+        <w:rPr>
+          <w:rStyle w:val="InsertedText"/>
+        </w:rPr>
+        <w:t xml:space="preserve">, shown in Figure 10,</w:t>
+      </w:r>
+      <w:r>
+        <w:t xml:space="preserve"> </w:t>
+      </w:r>
+      <w:r>
+        <w:t xml:space="preserve">begins when a doctor submits a request for patient data. The system retrieves the relevant consent object and verifies the requesting participant. It then checks whether the required multi-party authorisation has been established.</w:t>
+      </w:r>
+    </w:p>
+    <w:tbl>
+      <w:tblPr>
+        <w:tblStyle w:val="FigureTable"/>
+        <w:tblW w:type="dxa" w:w="9072"/>
+        <w:jc w:val="center"/>
+        <w:tblLook w:firstRow="0" w:lastRow="0" w:firstColumn="0" w:lastColumn="0"/>
+      </w:tblPr>
+      <w:tblGrid>
+        <w:gridCol w:w="9072"/>
+      </w:tblGrid>
+      <w:tr>
+        <w:trPr>
+          <w:cantSplit/>
+        </w:trPr>
+        <w:tc>
+          <w:tcPr/>
+          <w:p>
+            <w:pPr>
+              <w:pStyle w:val="Compact"/>
+              <w:jc w:val="center"/>
+            </w:pPr>
+            <w:r>
+              <w:drawing>
+                <wp:inline>
+                  <wp:extent cx="5486400" cy="6503056"/>
+                  <wp:effectExtent b="0" l="0" r="0" t="0"/>
+                  <wp:docPr descr="Figure 10: RO4 workflow for policy- and context-aware access control" title="" id="108" name="Picture"/>
+                  <a:graphic>
+                    <a:graphicData uri="http://schemas.openxmlformats.org/drawingml/2006/picture">
+                      <pic:pic>
+                        <pic:nvPicPr>
+                          <pic:cNvPr descr="media_col/fig10.png" id="109" name="Picture"/>
+                          <pic:cNvPicPr>
+                            <a:picLocks noChangeArrowheads="1" noChangeAspect="1"/>
+                          </pic:cNvPicPr>
+                        </pic:nvPicPr>
+                        <pic:blipFill>
+                          <a:blip r:embed="rId107"/>
+                          <a:stretch>
+                            <a:fillRect/>
+                          </a:stretch>
+                        </pic:blipFill>
+                        <pic:spPr bwMode="auto">
+                          <a:xfrm>
+                            <a:off x="0" y="0"/>
+                            <a:ext cx="5486400" cy="6503056"/>
+                          </a:xfrm>
+                          <a:prstGeom prst="rect">
+                            <a:avLst/>
+                          </a:prstGeom>
+                          <a:noFill/>
+                          <a:ln w="9525">
+                            <a:noFill/>
+                            <a:headEnd/>
+                            <a:tailEnd/>
+                          </a:ln>
+                        </pic:spPr>
+                      </pic:pic>
+                    </a:graphicData>
+                  </a:graphic>
+                </wp:inline>
+              </w:drawing>
+            </w:r>
+          </w:p>
+        </w:tc>
+      </w:tr>
+    </w:tbl>
+    <w:p>
+      <w:pPr>
+        <w:pStyle w:val="ImageCaption"/>
+      </w:pPr>
+      <w:r>
+        <w:rPr>
+          <w:rStyle w:val="InsertedText"/>
+        </w:rPr>
+        <w:t xml:space="preserve">Figure 10: RO4 workflow for policy- and context-aware access control</w:t>
+      </w:r>
+    </w:p>
+    <w:p>
+      <w:pPr>
+        <w:pStyle w:val="ReviewerNotePara"/>
+      </w:pPr>
+      <w:r>
+        <w:rPr>
+          <w:rStyle w:val="ReviewerNote"/>
+        </w:rPr>
+        <w:t xml:space="preserve">Figure re-drawn in the same design and colours. Fix (to match Algorithm 4, lines 6–10):</w:t>
+      </w:r>
+      <w:r>
+        <w:rPr>
+          <w:rStyle w:val="ReviewerNote"/>
+        </w:rPr>
+        <w:t xml:space="preserve"> </w:t>
+      </w:r>
+      <w:r>
+        <w:rPr>
+          <w:rStyle w:val="ReviewerNote"/>
+        </w:rPr>
+        <w:t xml:space="preserve">‘Evaluate Consent State / Consent Active?’</w:t>
+      </w:r>
+      <w:r>
+        <w:rPr>
+          <w:rStyle w:val="ReviewerNote"/>
+        </w:rPr>
+        <w:t xml:space="preserve"> </w:t>
+      </w:r>
+      <w:r>
+        <w:rPr>
+          <w:rStyle w:val="ReviewerNote"/>
+        </w:rPr>
+        <w:t xml:space="preserve">added between identity verification and the threshold check.</w:t>
       </w:r>
     </w:p>
     <w:p>
@@ -35456,80 +35803,24 @@
     </w:p>
     <w:p>
       <w:pPr>
-        <w:pStyle w:val="CaptionedFigure"/>
-      </w:pPr>
-      <w:r>
-        <w:drawing>
-          <wp:inline>
-            <wp:extent cx="3072384" cy="7684849"/>
-            <wp:effectExtent b="0" l="0" r="0" t="0"/>
-            <wp:docPr descr="Figure 10: RO4 workflow for policy- and context-aware access control" title="" id="108" name="Picture"/>
-            <a:graphic>
-              <a:graphicData uri="http://schemas.openxmlformats.org/drawingml/2006/picture">
-                <pic:pic>
-                  <pic:nvPicPr>
-                    <pic:cNvPr descr="media_bw/fig10.png" id="109" name="Picture"/>
-                    <pic:cNvPicPr>
-                      <a:picLocks noChangeArrowheads="1" noChangeAspect="1"/>
-                    </pic:cNvPicPr>
-                  </pic:nvPicPr>
-                  <pic:blipFill>
-                    <a:blip r:embed="rId107"/>
-                    <a:stretch>
-                      <a:fillRect/>
-                    </a:stretch>
-                  </pic:blipFill>
-                  <pic:spPr bwMode="auto">
-                    <a:xfrm>
-                      <a:off x="0" y="0"/>
-                      <a:ext cx="3072384" cy="7684849"/>
-                    </a:xfrm>
-                    <a:prstGeom prst="rect">
-                      <a:avLst/>
-                    </a:prstGeom>
-                    <a:noFill/>
-                    <a:ln w="9525">
-                      <a:noFill/>
-                      <a:headEnd/>
-                      <a:tailEnd/>
-                    </a:ln>
-                  </pic:spPr>
-                </pic:pic>
-              </a:graphicData>
-            </a:graphic>
-          </wp:inline>
-        </w:drawing>
-      </w:r>
-    </w:p>
-    <w:p>
-      <w:pPr>
-        <w:pStyle w:val="ImageCaption"/>
-      </w:pPr>
-      <w:r>
-        <w:t xml:space="preserve">Figure 10: RO4 workflow for policy- and context-aware access control</w:t>
-      </w:r>
-    </w:p>
-    <w:p>
-      <w:pPr>
         <w:pStyle w:val="ReviewerNotePara"/>
       </w:pPr>
       <w:r>
         <w:rPr>
           <w:rStyle w:val="ReviewerNote"/>
         </w:rPr>
-        <w:t xml:space="preserve">Figure redrawn in black and white and aligned with Algorithm 4: the consent-state check (</w:t>
-      </w:r>
-      <w:r>
-        <w:rPr>
-          <w:rStyle w:val="ReviewerNote"/>
-        </w:rPr>
-        <w:t xml:space="preserve">‘Consent Active?’</w:t>
-      </w:r>
-      <w:r>
-        <w:rPr>
-          <w:rStyle w:val="ReviewerNote"/>
-        </w:rPr>
-        <w:t xml:space="preserve">, lines 6–10) is added after identity verification; the scope test is shown as S_R ⊆ S_C.</w:t>
+        <w:t xml:space="preserve">Figure 10 moved up to Section 6.4.1, directly after the paragraph that describes the workflow (it sat in the middle of the step-by-step procedure).</w:t>
+      </w:r>
+    </w:p>
+    <w:p>
+      <w:pPr>
+        <w:pStyle w:val="DeletedPara"/>
+      </w:pPr>
+      <w:r>
+        <w:rPr>
+          <w:rStyle w:val="DeletedText"/>
+        </w:rPr>
+        <w:t xml:space="preserve">Figure 10: RO4 workflow for policy- and context-aware access control (image moved)</w:t>
       </w:r>
     </w:p>
     <w:p>
@@ -40479,7 +40770,7 @@
         <w:t xml:space="preserve">The purpose of RO5 is not simply to add an expiry field. It is to ensure that the validity of a consent depends on both its temporal interval and its current lifecycle state. A consent that has expired or been revoked must not remain usable merely because its original approval threshold was satisfied.</w:t>
       </w:r>
     </w:p>
-    <w:bookmarkStart w:id="114" w:name="ro5-temporal-and-lifecycle-workflow"/>
+    <w:bookmarkStart w:id="117" w:name="ro5-temporal-and-lifecycle-workflow"/>
     <w:p>
       <w:pPr>
         <w:pStyle w:val="Heading3"/>
@@ -40493,7 +40784,132 @@
         <w:pStyle w:val="FirstParagraph"/>
       </w:pPr>
       <w:r>
-        <w:t xml:space="preserve">The planned workflow evaluates the consent’s temporal interval, lifecycle state, and revocation status before the system proceeds with the remaining authorisation conditions. This design ensures that a consent is not treated as permanently valid after it has expired or entered a state that no longer permits access.</w:t>
+        <w:t xml:space="preserve">The planned workflow</w:t>
+      </w:r>
+      <w:r>
+        <w:rPr>
+          <w:rStyle w:val="InsertedText"/>
+        </w:rPr>
+        <w:t xml:space="preserve">, shown in Figure 11,</w:t>
+      </w:r>
+      <w:r>
+        <w:t xml:space="preserve"> </w:t>
+      </w:r>
+      <w:r>
+        <w:t xml:space="preserve">evaluates the consent’s temporal interval, lifecycle state, and revocation status before the system proceeds with the remaining authorisation conditions. This design ensures that a consent is not treated as permanently valid after it has expired or entered a state that no longer permits access.</w:t>
+      </w:r>
+    </w:p>
+    <w:tbl>
+      <w:tblPr>
+        <w:tblStyle w:val="FigureTable"/>
+        <w:tblW w:type="dxa" w:w="9072"/>
+        <w:jc w:val="center"/>
+        <w:tblLook w:firstRow="0" w:lastRow="0" w:firstColumn="0" w:lastColumn="0"/>
+      </w:tblPr>
+      <w:tblGrid>
+        <w:gridCol w:w="9072"/>
+      </w:tblGrid>
+      <w:tr>
+        <w:trPr>
+          <w:cantSplit/>
+        </w:trPr>
+        <w:tc>
+          <w:tcPr/>
+          <w:p>
+            <w:pPr>
+              <w:pStyle w:val="Compact"/>
+              <w:jc w:val="center"/>
+            </w:pPr>
+            <w:r>
+              <w:drawing>
+                <wp:inline>
+                  <wp:extent cx="2907792" cy="7687670"/>
+                  <wp:effectExtent b="0" l="0" r="0" t="0"/>
+                  <wp:docPr descr="Figure 11: RO5 planned workflow for temporal and consent lifecycle trust" title="" id="115" name="Picture"/>
+                  <a:graphic>
+                    <a:graphicData uri="http://schemas.openxmlformats.org/drawingml/2006/picture">
+                      <pic:pic>
+                        <pic:nvPicPr>
+                          <pic:cNvPr descr="media_col/fig11.png" id="116" name="Picture"/>
+                          <pic:cNvPicPr>
+                            <a:picLocks noChangeArrowheads="1" noChangeAspect="1"/>
+                          </pic:cNvPicPr>
+                        </pic:nvPicPr>
+                        <pic:blipFill>
+                          <a:blip r:embed="rId114"/>
+                          <a:stretch>
+                            <a:fillRect/>
+                          </a:stretch>
+                        </pic:blipFill>
+                        <pic:spPr bwMode="auto">
+                          <a:xfrm>
+                            <a:off x="0" y="0"/>
+                            <a:ext cx="2907792" cy="7687670"/>
+                          </a:xfrm>
+                          <a:prstGeom prst="rect">
+                            <a:avLst/>
+                          </a:prstGeom>
+                          <a:noFill/>
+                          <a:ln w="9525">
+                            <a:noFill/>
+                            <a:headEnd/>
+                            <a:tailEnd/>
+                          </a:ln>
+                        </pic:spPr>
+                      </pic:pic>
+                    </a:graphicData>
+                  </a:graphic>
+                </wp:inline>
+              </w:drawing>
+            </w:r>
+          </w:p>
+        </w:tc>
+      </w:tr>
+    </w:tbl>
+    <w:p>
+      <w:pPr>
+        <w:pStyle w:val="ImageCaption"/>
+      </w:pPr>
+      <w:r>
+        <w:rPr>
+          <w:rStyle w:val="InsertedText"/>
+        </w:rPr>
+        <w:t xml:space="preserve">Figure 11: RO5 planned workflow for temporal and consent lifecycle trust</w:t>
+      </w:r>
+    </w:p>
+    <w:p>
+      <w:pPr>
+        <w:pStyle w:val="ReviewerNotePara"/>
+      </w:pPr>
+      <w:r>
+        <w:rPr>
+          <w:rStyle w:val="ReviewerNote"/>
+        </w:rPr>
+        <w:t xml:space="preserve">Figure re-drawn in the same design and colours. Fix (to match Algorithm 5, lines 16–20):</w:t>
+      </w:r>
+      <w:r>
+        <w:rPr>
+          <w:rStyle w:val="ReviewerNote"/>
+        </w:rPr>
+        <w:t xml:space="preserve"> </w:t>
+      </w:r>
+      <w:r>
+        <w:rPr>
+          <w:rStyle w:val="ReviewerNote"/>
+        </w:rPr>
+        <w:t xml:space="preserve">‘Validate Requested Transition / Transition Permitted?’</w:t>
+      </w:r>
+      <w:r>
+        <w:rPr>
+          <w:rStyle w:val="ReviewerNote"/>
+        </w:rPr>
+        <w:t xml:space="preserve"> </w:t>
+      </w:r>
+      <w:r>
+        <w:rPr>
+          <w:rStyle w:val="ReviewerNote"/>
+        </w:rPr>
+        <w:t xml:space="preserve">added before the evaluation continues.</w:t>
       </w:r>
     </w:p>
     <w:p>
@@ -40776,8 +41192,8 @@
         <w:t xml:space="preserve">is reserved for lifecycle validity as defined here.</w:t>
       </w:r>
     </w:p>
-    <w:bookmarkEnd w:id="114"/>
-    <w:bookmarkStart w:id="115" w:name="X76e1ecd5ca9116901ef2fba9faaf6fcb0ec1702"/>
+    <w:bookmarkEnd w:id="117"/>
+    <w:bookmarkStart w:id="118" w:name="X76e1ecd5ca9116901ef2fba9faaf6fcb0ec1702"/>
     <w:p>
       <w:pPr>
         <w:pStyle w:val="Heading3"/>
@@ -43804,7 +44220,7 @@
         <w:t xml:space="preserve">Rather than treating authorisation as a one-time event, this approach enables the system to determine whether authorisation remains valid at the precise time an operation is requested. This is particularly important for dynamic consent environments in which permissions may expire, be revoked, suspended, renewed, or otherwise modified during the lifecycle of a healthcare data-sharing relationship.</w:t>
       </w:r>
     </w:p>
-    <w:bookmarkEnd w:id="115"/>
+    <w:bookmarkEnd w:id="118"/>
     <w:bookmarkStart w:id="119" w:name="X43f085cbe35cf9229d124bd6c8707d40ef3f488"/>
     <w:p>
       <w:pPr>
@@ -44411,68 +44827,24 @@
     </w:p>
     <w:p>
       <w:pPr>
-        <w:pStyle w:val="CaptionedFigure"/>
-      </w:pPr>
-      <w:r>
-        <w:drawing>
-          <wp:inline>
-            <wp:extent cx="3593592" cy="7679000"/>
-            <wp:effectExtent b="0" l="0" r="0" t="0"/>
-            <wp:docPr descr="Figure 11: RO5 planned workflow for temporal and consent lifecycle trust" title="" id="117" name="Picture"/>
-            <a:graphic>
-              <a:graphicData uri="http://schemas.openxmlformats.org/drawingml/2006/picture">
-                <pic:pic>
-                  <pic:nvPicPr>
-                    <pic:cNvPr descr="media_bw/fig11.png" id="118" name="Picture"/>
-                    <pic:cNvPicPr>
-                      <a:picLocks noChangeArrowheads="1" noChangeAspect="1"/>
-                    </pic:cNvPicPr>
-                  </pic:nvPicPr>
-                  <pic:blipFill>
-                    <a:blip r:embed="rId116"/>
-                    <a:stretch>
-                      <a:fillRect/>
-                    </a:stretch>
-                  </pic:blipFill>
-                  <pic:spPr bwMode="auto">
-                    <a:xfrm>
-                      <a:off x="0" y="0"/>
-                      <a:ext cx="3593592" cy="7679000"/>
-                    </a:xfrm>
-                    <a:prstGeom prst="rect">
-                      <a:avLst/>
-                    </a:prstGeom>
-                    <a:noFill/>
-                    <a:ln w="9525">
-                      <a:noFill/>
-                      <a:headEnd/>
-                      <a:tailEnd/>
-                    </a:ln>
-                  </pic:spPr>
-                </pic:pic>
-              </a:graphicData>
-            </a:graphic>
-          </wp:inline>
-        </w:drawing>
-      </w:r>
-    </w:p>
-    <w:p>
-      <w:pPr>
-        <w:pStyle w:val="ImageCaption"/>
-      </w:pPr>
-      <w:r>
-        <w:t xml:space="preserve">Figure 11: RO5 planned workflow for temporal and consent lifecycle trust</w:t>
-      </w:r>
-    </w:p>
-    <w:p>
-      <w:pPr>
         <w:pStyle w:val="ReviewerNotePara"/>
       </w:pPr>
       <w:r>
         <w:rPr>
           <w:rStyle w:val="ReviewerNote"/>
         </w:rPr>
-        <w:t xml:space="preserve">Figure redrawn in black and white and aligned with Algorithm 5: the requested-transition check (lines 16–19) is added after the revocation check.</w:t>
+        <w:t xml:space="preserve">Figure 11 moved up to Section 6.5.1, directly after the paragraph that describes the workflow (it sat in the middle of the step-by-step procedure).</w:t>
+      </w:r>
+    </w:p>
+    <w:p>
+      <w:pPr>
+        <w:pStyle w:val="DeletedPara"/>
+      </w:pPr>
+      <w:r>
+        <w:rPr>
+          <w:rStyle w:val="DeletedText"/>
+        </w:rPr>
+        <w:t xml:space="preserve">Figure 11: RO5 planned workflow for temporal and consent lifecycle trust (image moved)</w:t>
       </w:r>
     </w:p>
     <w:p>
@@ -45600,7 +45972,7 @@
         </m:oMath>
       </m:oMathPara>
     </w:p>
-    <w:bookmarkStart w:id="121" w:name="ro6-assurance-and-validation-workflow"/>
+    <w:bookmarkStart w:id="124" w:name="ro6-assurance-and-validation-workflow"/>
     <w:p>
       <w:pPr>
         <w:pStyle w:val="Heading3"/>
@@ -45614,7 +45986,132 @@
         <w:pStyle w:val="FirstParagraph"/>
       </w:pPr>
       <w:r>
-        <w:t xml:space="preserve">The validation process begins by defining the security and authorisation properties that the framework is expected to satisfy. These properties include identity validity, threshold correctness, policy compliance, denial of unauthorised requests, and consistency between the authorisation decision and the audit evidence.</w:t>
+        <w:t xml:space="preserve">The validation process</w:t>
+      </w:r>
+      <w:r>
+        <w:rPr>
+          <w:rStyle w:val="InsertedText"/>
+        </w:rPr>
+        <w:t xml:space="preserve">, shown in Figure 12,</w:t>
+      </w:r>
+      <w:r>
+        <w:t xml:space="preserve"> </w:t>
+      </w:r>
+      <w:r>
+        <w:t xml:space="preserve">begins by defining the security and authorisation properties that the framework is expected to satisfy. These properties include identity validity, threshold correctness, policy compliance, denial of unauthorised requests, and consistency between the authorisation decision and the audit evidence.</w:t>
+      </w:r>
+    </w:p>
+    <w:tbl>
+      <w:tblPr>
+        <w:tblStyle w:val="FigureTable"/>
+        <w:tblW w:type="dxa" w:w="9072"/>
+        <w:jc w:val="center"/>
+        <w:tblLook w:firstRow="0" w:lastRow="0" w:firstColumn="0" w:lastColumn="0"/>
+      </w:tblPr>
+      <w:tblGrid>
+        <w:gridCol w:w="9072"/>
+      </w:tblGrid>
+      <w:tr>
+        <w:trPr>
+          <w:cantSplit/>
+        </w:trPr>
+        <w:tc>
+          <w:tcPr/>
+          <w:p>
+            <w:pPr>
+              <w:pStyle w:val="Compact"/>
+              <w:jc w:val="center"/>
+            </w:pPr>
+            <w:r>
+              <w:drawing>
+                <wp:inline>
+                  <wp:extent cx="4572000" cy="7676734"/>
+                  <wp:effectExtent b="0" l="0" r="0" t="0"/>
+                  <wp:docPr descr="Figure 12: RO6 planned workflow for formal security assurance and empirical validation" title="" id="122" name="Picture"/>
+                  <a:graphic>
+                    <a:graphicData uri="http://schemas.openxmlformats.org/drawingml/2006/picture">
+                      <pic:pic>
+                        <pic:nvPicPr>
+                          <pic:cNvPr descr="media_col/fig12.png" id="123" name="Picture"/>
+                          <pic:cNvPicPr>
+                            <a:picLocks noChangeArrowheads="1" noChangeAspect="1"/>
+                          </pic:cNvPicPr>
+                        </pic:nvPicPr>
+                        <pic:blipFill>
+                          <a:blip r:embed="rId121"/>
+                          <a:stretch>
+                            <a:fillRect/>
+                          </a:stretch>
+                        </pic:blipFill>
+                        <pic:spPr bwMode="auto">
+                          <a:xfrm>
+                            <a:off x="0" y="0"/>
+                            <a:ext cx="4572000" cy="7676734"/>
+                          </a:xfrm>
+                          <a:prstGeom prst="rect">
+                            <a:avLst/>
+                          </a:prstGeom>
+                          <a:noFill/>
+                          <a:ln w="9525">
+                            <a:noFill/>
+                            <a:headEnd/>
+                            <a:tailEnd/>
+                          </a:ln>
+                        </pic:spPr>
+                      </pic:pic>
+                    </a:graphicData>
+                  </a:graphic>
+                </wp:inline>
+              </w:drawing>
+            </w:r>
+          </w:p>
+        </w:tc>
+      </w:tr>
+    </w:tbl>
+    <w:p>
+      <w:pPr>
+        <w:pStyle w:val="ImageCaption"/>
+      </w:pPr>
+      <w:r>
+        <w:rPr>
+          <w:rStyle w:val="InsertedText"/>
+        </w:rPr>
+        <w:t xml:space="preserve">Figure 12: RO6 planned workflow for formal security assurance and empirical validation</w:t>
+      </w:r>
+    </w:p>
+    <w:p>
+      <w:pPr>
+        <w:pStyle w:val="ReviewerNotePara"/>
+      </w:pPr>
+      <w:r>
+        <w:rPr>
+          <w:rStyle w:val="ReviewerNote"/>
+        </w:rPr>
+        <w:t xml:space="preserve">Figure re-drawn in the same design and colours. Fix (to match Algorithm 6, lines 9 and 12–16):</w:t>
+      </w:r>
+      <w:r>
+        <w:rPr>
+          <w:rStyle w:val="ReviewerNote"/>
+        </w:rPr>
+        <w:t xml:space="preserve"> </w:t>
+      </w:r>
+      <w:r>
+        <w:rPr>
+          <w:rStyle w:val="ReviewerNote"/>
+        </w:rPr>
+        <w:t xml:space="preserve">‘Compare Observed and Expected Decisions’</w:t>
+      </w:r>
+      <w:r>
+        <w:rPr>
+          <w:rStyle w:val="ReviewerNote"/>
+        </w:rPr>
+        <w:t xml:space="preserve"> </w:t>
+      </w:r>
+      <w:r>
+        <w:rPr>
+          <w:rStyle w:val="ReviewerNote"/>
+        </w:rPr>
+        <w:t xml:space="preserve">added, and the security properties evaluated are named (soundness, denial, threshold, policy scope, audit consistency).</w:t>
       </w:r>
     </w:p>
     <w:p>
@@ -45642,7 +46139,7 @@
         <w:t xml:space="preserve">Current evidence from the prototype is reported in Sections 7.11–7.12.</w:t>
       </w:r>
     </w:p>
-    <w:bookmarkEnd w:id="121"/>
+    <w:bookmarkEnd w:id="124"/>
     <w:bookmarkStart w:id="125" w:name="Xd260b2be908768b418291e3c2c86d2d9077224a"/>
     <w:p>
       <w:pPr>
@@ -45678,92 +46175,24 @@
     </w:p>
     <w:p>
       <w:pPr>
-        <w:pStyle w:val="CaptionedFigure"/>
-      </w:pPr>
-      <w:r>
-        <w:drawing>
-          <wp:inline>
-            <wp:extent cx="5753100" cy="7402813"/>
-            <wp:effectExtent b="0" l="0" r="0" t="0"/>
-            <wp:docPr descr="Figure 12: RO6 planned workflow for formal security assurance and empirical validation" title="" id="123" name="Picture"/>
-            <a:graphic>
-              <a:graphicData uri="http://schemas.openxmlformats.org/drawingml/2006/picture">
-                <pic:pic>
-                  <pic:nvPicPr>
-                    <pic:cNvPr descr="media_bw/fig12.png" id="124" name="Picture"/>
-                    <pic:cNvPicPr>
-                      <a:picLocks noChangeArrowheads="1" noChangeAspect="1"/>
-                    </pic:cNvPicPr>
-                  </pic:nvPicPr>
-                  <pic:blipFill>
-                    <a:blip r:embed="rId122"/>
-                    <a:stretch>
-                      <a:fillRect/>
-                    </a:stretch>
-                  </pic:blipFill>
-                  <pic:spPr bwMode="auto">
-                    <a:xfrm>
-                      <a:off x="0" y="0"/>
-                      <a:ext cx="5753100" cy="7402813"/>
-                    </a:xfrm>
-                    <a:prstGeom prst="rect">
-                      <a:avLst/>
-                    </a:prstGeom>
-                    <a:noFill/>
-                    <a:ln w="9525">
-                      <a:noFill/>
-                      <a:headEnd/>
-                      <a:tailEnd/>
-                    </a:ln>
-                  </pic:spPr>
-                </pic:pic>
-              </a:graphicData>
-            </a:graphic>
-          </wp:inline>
-        </w:drawing>
-      </w:r>
-    </w:p>
-    <w:p>
-      <w:pPr>
-        <w:pStyle w:val="ImageCaption"/>
-      </w:pPr>
-      <w:r>
-        <w:t xml:space="preserve">Figure 12: RO6 planned workflow for formal security assurance and empirical validation</w:t>
-      </w:r>
-    </w:p>
-    <w:p>
-      <w:pPr>
         <w:pStyle w:val="ReviewerNotePara"/>
       </w:pPr>
       <w:r>
         <w:rPr>
           <w:rStyle w:val="ReviewerNote"/>
         </w:rPr>
-        <w:t xml:space="preserve">Figure redrawn in black and white and aligned with Algorithm 6: the step</w:t>
-      </w:r>
-      <w:r>
-        <w:rPr>
-          <w:rStyle w:val="ReviewerNote"/>
-        </w:rPr>
-        <w:t xml:space="preserve"> </w:t>
-      </w:r>
-      <w:r>
-        <w:rPr>
-          <w:rStyle w:val="ReviewerNote"/>
-        </w:rPr>
-        <w:t xml:space="preserve">‘Compare Observed and Expected Decisions’</w:t>
-      </w:r>
-      <w:r>
-        <w:rPr>
-          <w:rStyle w:val="ReviewerNote"/>
-        </w:rPr>
-        <w:t xml:space="preserve"> </w:t>
-      </w:r>
-      <w:r>
-        <w:rPr>
-          <w:rStyle w:val="ReviewerNote"/>
-        </w:rPr>
-        <w:t xml:space="preserve">(line 9) is added and the five evaluated properties (lines 12–16) are named.</w:t>
+        <w:t xml:space="preserve">Figure 12 moved up to Section 6.6.1, directly after the paragraph that describes the workflow (it sat in the middle of the step-by-step procedure).</w:t>
+      </w:r>
+    </w:p>
+    <w:p>
+      <w:pPr>
+        <w:pStyle w:val="DeletedPara"/>
+      </w:pPr>
+      <w:r>
+        <w:rPr>
+          <w:rStyle w:val="DeletedText"/>
+        </w:rPr>
+        <w:t xml:space="preserve">Figure 12: RO6 planned workflow for formal security assurance and empirical validation (image moved)</w:t>
       </w:r>
     </w:p>
     <w:p>
@@ -52218,12 +52647,12 @@
     <w:tbl>
       <w:tblPr>
         <w:tblStyle w:val="FigureTable"/>
-        <w:tblW w:type="auto" w:w="0"/>
+        <w:tblW w:type="dxa" w:w="9072"/>
         <w:jc w:val="center"/>
         <w:tblLook w:firstRow="0" w:lastRow="0" w:firstColumn="0" w:lastColumn="0"/>
       </w:tblPr>
       <w:tblGrid>
-        <w:gridCol w:w="7920"/>
+        <w:gridCol w:w="9072"/>
       </w:tblGrid>
       <w:tr>
         <w:trPr>
@@ -52643,12 +53072,12 @@
     <w:tbl>
       <w:tblPr>
         <w:tblStyle w:val="FigureTable"/>
-        <w:tblW w:type="auto" w:w="0"/>
+        <w:tblW w:type="dxa" w:w="9072"/>
         <w:jc w:val="center"/>
         <w:tblLook w:firstRow="0" w:lastRow="0" w:firstColumn="0" w:lastColumn="0"/>
       </w:tblPr>
       <w:tblGrid>
-        <w:gridCol w:w="7920"/>
+        <w:gridCol w:w="9072"/>
       </w:tblGrid>
       <w:tr>
         <w:trPr>
@@ -53387,12 +53816,12 @@
     <w:tbl>
       <w:tblPr>
         <w:tblStyle w:val="FigureTable"/>
-        <w:tblW w:type="auto" w:w="0"/>
+        <w:tblW w:type="dxa" w:w="9072"/>
         <w:jc w:val="center"/>
         <w:tblLook w:firstRow="0" w:lastRow="0" w:firstColumn="0" w:lastColumn="0"/>
       </w:tblPr>
       <w:tblGrid>
-        <w:gridCol w:w="7920"/>
+        <w:gridCol w:w="9072"/>
       </w:tblGrid>
       <w:tr>
         <w:trPr>
@@ -53698,12 +54127,12 @@
     <w:tbl>
       <w:tblPr>
         <w:tblStyle w:val="FigureTable"/>
-        <w:tblW w:type="auto" w:w="0"/>
+        <w:tblW w:type="dxa" w:w="9072"/>
         <w:jc w:val="center"/>
         <w:tblLook w:firstRow="0" w:lastRow="0" w:firstColumn="0" w:lastColumn="0"/>
       </w:tblPr>
       <w:tblGrid>
-        <w:gridCol w:w="7920"/>
+        <w:gridCol w:w="9072"/>
       </w:tblGrid>
       <w:tr>
         <w:trPr>
@@ -54164,12 +54593,12 @@
     <w:tbl>
       <w:tblPr>
         <w:tblStyle w:val="FigureTable"/>
-        <w:tblW w:type="auto" w:w="0"/>
+        <w:tblW w:type="dxa" w:w="9072"/>
         <w:jc w:val="center"/>
         <w:tblLook w:firstRow="0" w:lastRow="0" w:firstColumn="0" w:lastColumn="0"/>
       </w:tblPr>
       <w:tblGrid>
-        <w:gridCol w:w="7920"/>
+        <w:gridCol w:w="9072"/>
       </w:tblGrid>
       <w:tr>
         <w:trPr>
@@ -58239,12 +58668,12 @@
     <w:tbl>
       <w:tblPr>
         <w:tblStyle w:val="FigureTable"/>
-        <w:tblW w:type="auto" w:w="0"/>
+        <w:tblW w:type="dxa" w:w="9072"/>
         <w:jc w:val="center"/>
         <w:tblLook w:firstRow="0" w:lastRow="0" w:firstColumn="0" w:lastColumn="0"/>
       </w:tblPr>
       <w:tblGrid>
-        <w:gridCol w:w="7920"/>
+        <w:gridCol w:w="9072"/>
       </w:tblGrid>
       <w:tr>
         <w:trPr>
@@ -58260,14 +58689,14 @@
             <w:r>
               <w:drawing>
                 <wp:inline>
-                  <wp:extent cx="3886200" cy="7632356"/>
+                  <wp:extent cx="3922776" cy="7689606"/>
                   <wp:effectExtent b="0" l="0" r="0" t="0"/>
                   <wp:docPr descr="Figure 18: HALAH prototype workflow from consent creation to audited access decision" title="" id="155" name="Picture"/>
                   <a:graphic>
                     <a:graphicData uri="http://schemas.openxmlformats.org/drawingml/2006/picture">
                       <pic:pic>
                         <pic:nvPicPr>
-                          <pic:cNvPr descr="media_bw/fig_halah.png" id="156" name="Picture"/>
+                          <pic:cNvPr descr="media_col/fig_halah.png" id="156" name="Picture"/>
                           <pic:cNvPicPr>
                             <a:picLocks noChangeArrowheads="1" noChangeAspect="1"/>
                           </pic:cNvPicPr>
@@ -58281,7 +58710,7 @@
                         <pic:spPr bwMode="auto">
                           <a:xfrm>
                             <a:off x="0" y="0"/>
-                            <a:ext cx="3886200" cy="7632356"/>
+                            <a:ext cx="3922776" cy="7689606"/>
                           </a:xfrm>
                           <a:prstGeom prst="rect">
                             <a:avLst/>
